--- a/OOD Theory/A01 25i-6180.docx
+++ b/OOD Theory/A01 25i-6180.docx
@@ -1,11 +1,10 @@
 
 <file path=word/document.xml><?xml version="1.0" encoding="utf-8"?>
-<w:document xmlns:mc="http://schemas.openxmlformats.org/markup-compatibility/2006" xmlns:ve="http://schemas.openxmlformats.org/markup-compatibility/2006" xmlns:o="urn:schemas-microsoft-com:office:office" xmlns:r="http://schemas.openxmlformats.org/officeDocument/2006/relationships" xmlns:m="http://schemas.openxmlformats.org/officeDocument/2006/math" xmlns:v="urn:schemas-microsoft-com:vml" xmlns:wp="http://schemas.openxmlformats.org/drawingml/2006/wordprocessingDrawing" xmlns:w10="urn:schemas-microsoft-com:office:word" xmlns:w="http://schemas.openxmlformats.org/wordprocessingml/2006/main" xmlns:wne="http://schemas.microsoft.com/office/word/2006/wordml" xmlns:a="http://schemas.openxmlformats.org/drawingml/2006/main" xmlns:pic="http://schemas.openxmlformats.org/drawingml/2006/picture" xmlns:wpg="http://schemas.microsoft.com/office/word/2010/wordprocessingGroup" xmlns:wps="http://schemas.microsoft.com/office/word/2010/wordprocessingShape" xmlns:w14="http://schemas.microsoft.com/office/word/2010/wordml" mc:Ignorable="w14" xml:space="preserve">
+<w:document xmlns:wpc="http://schemas.microsoft.com/office/word/2010/wordprocessingCanvas" xmlns:cx="http://schemas.microsoft.com/office/drawing/2014/chartex" xmlns:mc="http://schemas.openxmlformats.org/markup-compatibility/2006" xmlns:o="urn:schemas-microsoft-com:office:office" xmlns:r="http://schemas.openxmlformats.org/officeDocument/2006/relationships" xmlns:m="http://schemas.openxmlformats.org/officeDocument/2006/math" xmlns:v="urn:schemas-microsoft-com:vml" xmlns:wp14="http://schemas.microsoft.com/office/word/2010/wordprocessingDrawing" xmlns:wp="http://schemas.openxmlformats.org/drawingml/2006/wordprocessingDrawing" xmlns:w10="urn:schemas-microsoft-com:office:word" xmlns:w="http://schemas.openxmlformats.org/wordprocessingml/2006/main" xmlns:w14="http://schemas.microsoft.com/office/word/2010/wordml" xmlns:w15="http://schemas.microsoft.com/office/word/2012/wordml" xmlns:w16se="http://schemas.microsoft.com/office/word/2015/wordml/symex" xmlns:wpg="http://schemas.microsoft.com/office/word/2010/wordprocessingGroup" xmlns:wpi="http://schemas.microsoft.com/office/word/2010/wordprocessingInk" xmlns:wne="http://schemas.microsoft.com/office/word/2006/wordml" xmlns:wps="http://schemas.microsoft.com/office/word/2010/wordprocessingShape" mc:Ignorable="w14 w15 w16se wp14">
   <w:body>
     <w:tbl>
       <w:tblPr>
         <w:tblW w:w="0" w:type="auto"/>
-        <w:jc w:val="left"/>
         <w:tblInd w:w="5" w:type="dxa"/>
         <w:tblBorders>
           <w:top w:val="single" w:sz="4" w:space="0" w:color="000000"/>
@@ -17,12 +16,10 @@
         </w:tblBorders>
         <w:tblLayout w:type="fixed"/>
         <w:tblCellMar>
-          <w:top w:w="0" w:type="dxa"/>
           <w:left w:w="0" w:type="dxa"/>
-          <w:bottom w:w="0" w:type="dxa"/>
           <w:right w:w="0" w:type="dxa"/>
         </w:tblCellMar>
-        <w:tblLook w:val="01E0"/>
+        <w:tblLook w:val="01E0" w:firstRow="1" w:lastRow="1" w:firstColumn="1" w:lastColumn="1" w:noHBand="0" w:noVBand="0"/>
       </w:tblPr>
       <w:tblGrid>
         <w:gridCol w:w="5242"/>
@@ -31,7 +28,7 @@
       </w:tblGrid>
       <w:tr>
         <w:trPr>
-          <w:trHeight w:val="1295" w:hRule="atLeast"/>
+          <w:trHeight w:val="1295"/>
         </w:trPr>
         <w:tc>
           <w:tcPr>
@@ -61,7 +58,7 @@
                 <w:spacing w:val="-9"/>
                 <w:sz w:val="26"/>
               </w:rPr>
-              <w:t> </w:t>
+              <w:t xml:space="preserve"> </w:t>
             </w:r>
             <w:r>
               <w:rPr>
@@ -76,7 +73,7 @@
                 <w:spacing w:val="-8"/>
                 <w:sz w:val="26"/>
               </w:rPr>
-              <w:t> </w:t>
+              <w:t xml:space="preserve"> </w:t>
             </w:r>
             <w:r>
               <w:rPr>
@@ -91,7 +88,7 @@
                 <w:spacing w:val="-8"/>
                 <w:sz w:val="26"/>
               </w:rPr>
-              <w:t> </w:t>
+              <w:t xml:space="preserve"> </w:t>
             </w:r>
             <w:r>
               <w:rPr>
@@ -106,7 +103,7 @@
                 <w:spacing w:val="-8"/>
                 <w:sz w:val="26"/>
               </w:rPr>
-              <w:t> </w:t>
+              <w:t xml:space="preserve"> </w:t>
             </w:r>
             <w:r>
               <w:rPr>
@@ -121,7 +118,7 @@
                 <w:spacing w:val="-8"/>
                 <w:sz w:val="26"/>
               </w:rPr>
-              <w:t> </w:t>
+              <w:t xml:space="preserve"> </w:t>
             </w:r>
             <w:r>
               <w:rPr>
@@ -136,7 +133,7 @@
                 <w:spacing w:val="-8"/>
                 <w:sz w:val="26"/>
               </w:rPr>
-              <w:t> </w:t>
+              <w:t xml:space="preserve"> </w:t>
             </w:r>
             <w:r>
               <w:rPr>
@@ -165,9 +162,9 @@
                 <w:color w:val="000000"/>
                 <w:spacing w:val="-24"/>
                 <w:sz w:val="38"/>
-                <w:shd w:fill="D9D9D9" w:color="auto" w:val="clear"/>
-              </w:rPr>
-              <w:t> </w:t>
+                <w:shd w:val="clear" w:color="auto" w:fill="D9D9D9"/>
+              </w:rPr>
+              <w:t xml:space="preserve"> </w:t>
             </w:r>
             <w:r>
               <w:rPr>
@@ -175,7 +172,7 @@
                 <w:b/>
                 <w:color w:val="000000"/>
                 <w:sz w:val="38"/>
-                <w:shd w:fill="D9D9D9" w:color="auto" w:val="clear"/>
+                <w:shd w:val="clear" w:color="auto" w:fill="D9D9D9"/>
               </w:rPr>
               <w:t>CS2021:</w:t>
             </w:r>
@@ -186,9 +183,9 @@
                 <w:color w:val="000000"/>
                 <w:spacing w:val="-17"/>
                 <w:sz w:val="38"/>
-                <w:shd w:fill="D9D9D9" w:color="auto" w:val="clear"/>
-              </w:rPr>
-              <w:t> </w:t>
+                <w:shd w:val="clear" w:color="auto" w:fill="D9D9D9"/>
+              </w:rPr>
+              <w:t xml:space="preserve"> </w:t>
             </w:r>
             <w:r>
               <w:rPr>
@@ -196,7 +193,7 @@
                 <w:b/>
                 <w:color w:val="000000"/>
                 <w:sz w:val="38"/>
-                <w:shd w:fill="D9D9D9" w:color="auto" w:val="clear"/>
+                <w:shd w:val="clear" w:color="auto" w:fill="D9D9D9"/>
               </w:rPr>
               <w:t>Object</w:t>
             </w:r>
@@ -207,9 +204,9 @@
                 <w:color w:val="000000"/>
                 <w:spacing w:val="-11"/>
                 <w:sz w:val="38"/>
-                <w:shd w:fill="D9D9D9" w:color="auto" w:val="clear"/>
-              </w:rPr>
-              <w:t> </w:t>
+                <w:shd w:val="clear" w:color="auto" w:fill="D9D9D9"/>
+              </w:rPr>
+              <w:t xml:space="preserve"> </w:t>
             </w:r>
             <w:r>
               <w:rPr>
@@ -217,7 +214,7 @@
                 <w:b/>
                 <w:color w:val="000000"/>
                 <w:sz w:val="38"/>
-                <w:shd w:fill="D9D9D9" w:color="auto" w:val="clear"/>
+                <w:shd w:val="clear" w:color="auto" w:fill="D9D9D9"/>
               </w:rPr>
               <w:t>Oriented</w:t>
             </w:r>
@@ -228,9 +225,9 @@
                 <w:color w:val="000000"/>
                 <w:spacing w:val="-10"/>
                 <w:sz w:val="38"/>
-                <w:shd w:fill="D9D9D9" w:color="auto" w:val="clear"/>
-              </w:rPr>
-              <w:t> </w:t>
+                <w:shd w:val="clear" w:color="auto" w:fill="D9D9D9"/>
+              </w:rPr>
+              <w:t xml:space="preserve"> </w:t>
             </w:r>
             <w:r>
               <w:rPr>
@@ -238,7 +235,7 @@
                 <w:b/>
                 <w:color w:val="000000"/>
                 <w:sz w:val="38"/>
-                <w:shd w:fill="D9D9D9" w:color="auto" w:val="clear"/>
+                <w:shd w:val="clear" w:color="auto" w:fill="D9D9D9"/>
               </w:rPr>
               <w:t>Data</w:t>
             </w:r>
@@ -249,9 +246,9 @@
                 <w:color w:val="000000"/>
                 <w:spacing w:val="-11"/>
                 <w:sz w:val="38"/>
-                <w:shd w:fill="D9D9D9" w:color="auto" w:val="clear"/>
-              </w:rPr>
-              <w:t> </w:t>
+                <w:shd w:val="clear" w:color="auto" w:fill="D9D9D9"/>
+              </w:rPr>
+              <w:t xml:space="preserve"> </w:t>
             </w:r>
             <w:r>
               <w:rPr>
@@ -260,7 +257,7 @@
                 <w:color w:val="000000"/>
                 <w:spacing w:val="-2"/>
                 <w:sz w:val="38"/>
-                <w:shd w:fill="D9D9D9" w:color="auto" w:val="clear"/>
+                <w:shd w:val="clear" w:color="auto" w:fill="D9D9D9"/>
               </w:rPr>
               <w:t>Structures</w:t>
             </w:r>
@@ -271,15 +268,15 @@
                 <w:color w:val="000000"/>
                 <w:spacing w:val="40"/>
                 <w:sz w:val="38"/>
-                <w:shd w:fill="D9D9D9" w:color="auto" w:val="clear"/>
-              </w:rPr>
-              <w:t> </w:t>
+                <w:shd w:val="clear" w:color="auto" w:fill="D9D9D9"/>
+              </w:rPr>
+              <w:t xml:space="preserve"> </w:t>
             </w:r>
           </w:p>
           <w:p>
             <w:pPr>
               <w:pStyle w:val="TableParagraph"/>
-              <w:spacing w:line="300" w:lineRule="exact" w:before="2"/>
+              <w:spacing w:before="2" w:line="300" w:lineRule="exact"/>
               <w:ind w:left="12"/>
               <w:jc w:val="center"/>
               <w:rPr>
@@ -303,7 +300,7 @@
                 <w:spacing w:val="-5"/>
                 <w:sz w:val="28"/>
               </w:rPr>
-              <w:t> </w:t>
+              <w:t xml:space="preserve"> </w:t>
             </w:r>
             <w:r>
               <w:rPr>
@@ -358,13 +355,11 @@
               <w:jc w:val="center"/>
               <w:rPr>
                 <w:rFonts w:ascii="Arial MT"/>
-                <w:sz w:val="22"/>
               </w:rPr>
             </w:pPr>
             <w:r>
               <w:rPr>
                 <w:rFonts w:ascii="Arial MT"/>
-                <w:sz w:val="22"/>
               </w:rPr>
               <w:t>[Marks:</w:t>
             </w:r>
@@ -372,15 +367,13 @@
               <w:rPr>
                 <w:rFonts w:ascii="Arial MT"/>
                 <w:spacing w:val="-8"/>
-                <w:sz w:val="22"/>
-              </w:rPr>
-              <w:t> </w:t>
+              </w:rPr>
+              <w:t xml:space="preserve"> </w:t>
             </w:r>
             <w:r>
               <w:rPr>
                 <w:rFonts w:ascii="Arial MT"/>
                 <w:spacing w:val="-5"/>
-                <w:sz w:val="22"/>
               </w:rPr>
               <w:t>50]</w:t>
             </w:r>
@@ -389,7 +382,7 @@
       </w:tr>
       <w:tr>
         <w:trPr>
-          <w:trHeight w:val="599" w:hRule="atLeast"/>
+          <w:trHeight w:val="599"/>
         </w:trPr>
         <w:tc>
           <w:tcPr>
@@ -402,7 +395,6 @@
               <w:ind w:left="110"/>
               <w:rPr>
                 <w:rFonts w:ascii="Arial MT"/>
-                <w:sz w:val="22"/>
               </w:rPr>
             </w:pPr>
             <w:r>
@@ -420,28 +412,27 @@
                 <w:spacing w:val="-19"/>
                 <w:sz w:val="26"/>
               </w:rPr>
-              <w:t> </w:t>
-            </w:r>
+              <w:t xml:space="preserve"> </w:t>
+            </w:r>
+            <w:proofErr w:type="spellStart"/>
             <w:r>
               <w:rPr>
                 <w:rFonts w:ascii="Arial MT"/>
-                <w:sz w:val="22"/>
               </w:rPr>
               <w:t>Shahid</w:t>
             </w:r>
+            <w:proofErr w:type="spellEnd"/>
             <w:r>
               <w:rPr>
                 <w:rFonts w:ascii="Arial MT"/>
                 <w:spacing w:val="-11"/>
-                <w:sz w:val="22"/>
-              </w:rPr>
-              <w:t> </w:t>
+              </w:rPr>
+              <w:t xml:space="preserve"> </w:t>
             </w:r>
             <w:r>
               <w:rPr>
                 <w:rFonts w:ascii="Arial MT"/>
                 <w:spacing w:val="-2"/>
-                <w:sz w:val="22"/>
               </w:rPr>
               <w:t>Qureshi</w:t>
             </w:r>
@@ -454,7 +445,7 @@
           <w:p>
             <w:pPr>
               <w:pStyle w:val="TableParagraph"/>
-              <w:spacing w:line="298" w:lineRule="exact" w:before="24"/>
+              <w:spacing w:before="24" w:line="298" w:lineRule="exact"/>
               <w:ind w:left="104"/>
               <w:rPr>
                 <w:rFonts w:ascii="Arial"/>
@@ -475,17 +466,15 @@
           <w:p>
             <w:pPr>
               <w:pStyle w:val="TableParagraph"/>
-              <w:spacing w:line="252" w:lineRule="exact" w:before="0"/>
+              <w:spacing w:before="0" w:line="252" w:lineRule="exact"/>
               <w:ind w:left="104"/>
               <w:rPr>
                 <w:rFonts w:ascii="Arial MT"/>
-                <w:sz w:val="22"/>
               </w:rPr>
             </w:pPr>
             <w:r>
               <w:rPr>
                 <w:rFonts w:ascii="Arial MT"/>
-                <w:sz w:val="22"/>
               </w:rPr>
               <w:t>Sep</w:t>
             </w:r>
@@ -493,14 +482,12 @@
               <w:rPr>
                 <w:rFonts w:ascii="Arial MT"/>
                 <w:spacing w:val="-3"/>
-                <w:sz w:val="22"/>
-              </w:rPr>
-              <w:t> </w:t>
+              </w:rPr>
+              <w:t xml:space="preserve"> </w:t>
             </w:r>
             <w:r>
               <w:rPr>
                 <w:rFonts w:ascii="Arial MT"/>
-                <w:sz w:val="22"/>
               </w:rPr>
               <w:t>05,</w:t>
             </w:r>
@@ -508,15 +495,13 @@
               <w:rPr>
                 <w:rFonts w:ascii="Arial MT"/>
                 <w:spacing w:val="-3"/>
-                <w:sz w:val="22"/>
-              </w:rPr>
-              <w:t> </w:t>
+              </w:rPr>
+              <w:t xml:space="preserve"> </w:t>
             </w:r>
             <w:r>
               <w:rPr>
                 <w:rFonts w:ascii="Arial MT"/>
                 <w:spacing w:val="-4"/>
-                <w:sz w:val="22"/>
               </w:rPr>
               <w:t>2026</w:t>
             </w:r>
@@ -529,7 +514,7 @@
           <w:p>
             <w:pPr>
               <w:pStyle w:val="TableParagraph"/>
-              <w:spacing w:line="298" w:lineRule="exact" w:before="24"/>
+              <w:spacing w:before="24" w:line="298" w:lineRule="exact"/>
               <w:ind w:left="104"/>
               <w:rPr>
                 <w:rFonts w:ascii="Arial"/>
@@ -554,7 +539,7 @@
                 <w:spacing w:val="-9"/>
                 <w:sz w:val="26"/>
               </w:rPr>
-              <w:t> </w:t>
+              <w:t xml:space="preserve"> </w:t>
             </w:r>
             <w:r>
               <w:rPr>
@@ -570,17 +555,15 @@
           <w:p>
             <w:pPr>
               <w:pStyle w:val="TableParagraph"/>
-              <w:spacing w:line="252" w:lineRule="exact" w:before="0"/>
+              <w:spacing w:before="0" w:line="252" w:lineRule="exact"/>
               <w:ind w:left="104"/>
               <w:rPr>
                 <w:rFonts w:ascii="Arial MT"/>
-                <w:sz w:val="22"/>
               </w:rPr>
             </w:pPr>
             <w:r>
               <w:rPr>
                 <w:rFonts w:ascii="Arial MT"/>
-                <w:sz w:val="22"/>
               </w:rPr>
               <w:t>Wed,</w:t>
             </w:r>
@@ -588,14 +571,12 @@
               <w:rPr>
                 <w:rFonts w:ascii="Arial MT"/>
                 <w:spacing w:val="-4"/>
-                <w:sz w:val="22"/>
-              </w:rPr>
-              <w:t> </w:t>
+              </w:rPr>
+              <w:t xml:space="preserve"> </w:t>
             </w:r>
             <w:r>
               <w:rPr>
                 <w:rFonts w:ascii="Arial MT"/>
-                <w:sz w:val="22"/>
               </w:rPr>
               <w:t>Sep</w:t>
             </w:r>
@@ -603,14 +584,12 @@
               <w:rPr>
                 <w:rFonts w:ascii="Arial MT"/>
                 <w:spacing w:val="-3"/>
-                <w:sz w:val="22"/>
-              </w:rPr>
-              <w:t> </w:t>
+              </w:rPr>
+              <w:t xml:space="preserve"> </w:t>
             </w:r>
             <w:r>
               <w:rPr>
                 <w:rFonts w:ascii="Arial MT"/>
-                <w:sz w:val="22"/>
               </w:rPr>
               <w:t>09,</w:t>
             </w:r>
@@ -618,15 +597,13 @@
               <w:rPr>
                 <w:rFonts w:ascii="Arial MT"/>
                 <w:spacing w:val="-3"/>
-                <w:sz w:val="22"/>
-              </w:rPr>
-              <w:t> </w:t>
+              </w:rPr>
+              <w:t xml:space="preserve"> </w:t>
             </w:r>
             <w:r>
               <w:rPr>
                 <w:rFonts w:ascii="Arial MT"/>
                 <w:spacing w:val="-4"/>
-                <w:sz w:val="22"/>
               </w:rPr>
               <w:t>2026</w:t>
             </w:r>
@@ -635,7 +612,7 @@
       </w:tr>
       <w:tr>
         <w:trPr>
-          <w:trHeight w:val="585" w:hRule="atLeast"/>
+          <w:trHeight w:val="585"/>
         </w:trPr>
         <w:tc>
           <w:tcPr>
@@ -646,7 +623,7 @@
           <w:p>
             <w:pPr>
               <w:pStyle w:val="TableParagraph"/>
-              <w:spacing w:line="290" w:lineRule="atLeast" w:before="0"/>
+              <w:spacing w:before="0" w:line="290" w:lineRule="atLeast"/>
               <w:ind w:left="110" w:right="282"/>
               <w:rPr>
                 <w:sz w:val="24"/>
@@ -665,7 +642,7 @@
                 <w:spacing w:val="-5"/>
                 <w:sz w:val="24"/>
               </w:rPr>
-              <w:t> </w:t>
+              <w:t xml:space="preserve"> </w:t>
             </w:r>
             <w:r>
               <w:rPr>
@@ -678,7 +655,7 @@
                 <w:spacing w:val="-4"/>
                 <w:sz w:val="24"/>
               </w:rPr>
-              <w:t> </w:t>
+              <w:t xml:space="preserve"> </w:t>
             </w:r>
             <w:r>
               <w:rPr>
@@ -691,7 +668,7 @@
                 <w:spacing w:val="-4"/>
                 <w:sz w:val="24"/>
               </w:rPr>
-              <w:t> </w:t>
+              <w:t xml:space="preserve"> </w:t>
             </w:r>
             <w:r>
               <w:rPr>
@@ -704,7 +681,7 @@
                 <w:spacing w:val="-4"/>
                 <w:sz w:val="24"/>
               </w:rPr>
-              <w:t> </w:t>
+              <w:t xml:space="preserve"> </w:t>
             </w:r>
             <w:r>
               <w:rPr>
@@ -717,7 +694,7 @@
                 <w:spacing w:val="-4"/>
                 <w:sz w:val="24"/>
               </w:rPr>
-              <w:t> </w:t>
+              <w:t xml:space="preserve"> </w:t>
             </w:r>
             <w:r>
               <w:rPr>
@@ -730,7 +707,7 @@
                 <w:spacing w:val="-4"/>
                 <w:sz w:val="24"/>
               </w:rPr>
-              <w:t> </w:t>
+              <w:t xml:space="preserve"> </w:t>
             </w:r>
             <w:r>
               <w:rPr>
@@ -743,7 +720,7 @@
                 <w:spacing w:val="-4"/>
                 <w:sz w:val="24"/>
               </w:rPr>
-              <w:t> </w:t>
+              <w:t xml:space="preserve"> </w:t>
             </w:r>
             <w:r>
               <w:rPr>
@@ -756,7 +733,7 @@
                 <w:spacing w:val="-4"/>
                 <w:sz w:val="24"/>
               </w:rPr>
-              <w:t> </w:t>
+              <w:t xml:space="preserve"> </w:t>
             </w:r>
             <w:r>
               <w:rPr>
@@ -769,7 +746,7 @@
                 <w:spacing w:val="-4"/>
                 <w:sz w:val="24"/>
               </w:rPr>
-              <w:t> </w:t>
+              <w:t xml:space="preserve"> </w:t>
             </w:r>
             <w:r>
               <w:rPr>
@@ -782,7 +759,7 @@
                 <w:spacing w:val="-4"/>
                 <w:sz w:val="24"/>
               </w:rPr>
-              <w:t> </w:t>
+              <w:t xml:space="preserve"> </w:t>
             </w:r>
             <w:r>
               <w:rPr>
@@ -795,13 +772,69 @@
                 <w:spacing w:val="-4"/>
                 <w:sz w:val="24"/>
               </w:rPr>
-              <w:t> </w:t>
+              <w:t xml:space="preserve"> </w:t>
             </w:r>
             <w:r>
               <w:rPr>
                 <w:sz w:val="24"/>
               </w:rPr>
               <w:t>simplify problem solving</w:t>
+            </w:r>
+          </w:p>
+        </w:tc>
+      </w:tr>
+      <w:tr>
+        <w:trPr>
+          <w:trHeight w:val="585"/>
+        </w:trPr>
+        <w:tc>
+          <w:tcPr>
+            <w:tcW w:w="9899" w:type="dxa"/>
+            <w:gridSpan w:val="3"/>
+            <w:shd w:val="clear" w:color="auto" w:fill="D9D9D9"/>
+          </w:tcPr>
+          <w:p>
+            <w:pPr>
+              <w:pStyle w:val="TableParagraph"/>
+              <w:spacing w:before="0" w:line="290" w:lineRule="atLeast"/>
+              <w:ind w:left="110" w:right="282"/>
+              <w:rPr>
+                <w:rFonts w:ascii="Arial MT"/>
+                <w:b/>
+                <w:sz w:val="24"/>
+              </w:rPr>
+            </w:pPr>
+            <w:r>
+              <w:rPr>
+                <w:rFonts w:ascii="Arial MT"/>
+                <w:b/>
+                <w:sz w:val="24"/>
+              </w:rPr>
+              <w:t xml:space="preserve">M. Nafayh                                       </w:t>
+            </w:r>
+            <w:r>
+              <w:rPr>
+                <w:rFonts w:ascii="Arial MT"/>
+                <w:b/>
+                <w:sz w:val="24"/>
+              </w:rPr>
+              <w:t xml:space="preserve">   </w:t>
+            </w:r>
+            <w:r>
+              <w:rPr>
+                <w:rFonts w:ascii="Arial MT"/>
+                <w:b/>
+                <w:sz w:val="24"/>
+              </w:rPr>
+              <w:t xml:space="preserve">    25i-6180                            </w:t>
+            </w:r>
+            <w:r>
+              <w:rPr>
+                <w:rFonts w:ascii="Arial MT"/>
+                <w:b/>
+                <w:sz w:val="24"/>
+              </w:rPr>
+              <w:t xml:space="preserve">                            EE-B</w:t>
             </w:r>
           </w:p>
         </w:tc>
@@ -819,20 +852,15 @@
     </w:p>
     <w:p>
       <w:pPr>
-        <w:spacing w:before="0"/>
-        <w:ind w:left="0" w:right="0" w:firstLine="0"/>
-        <w:jc w:val="left"/>
         <w:rPr>
           <w:rFonts w:ascii="Arial"/>
           <w:b/>
-          <w:sz w:val="22"/>
         </w:rPr>
       </w:pPr>
       <w:r>
         <w:rPr>
           <w:rFonts w:ascii="Arial"/>
           <w:b/>
-          <w:sz w:val="22"/>
         </w:rPr>
         <w:t>Assignment</w:t>
       </w:r>
@@ -841,15 +869,13 @@
           <w:rFonts w:ascii="Arial"/>
           <w:b/>
           <w:spacing w:val="-10"/>
-          <w:sz w:val="22"/>
-        </w:rPr>
-        <w:t> </w:t>
+        </w:rPr>
+        <w:t xml:space="preserve"> </w:t>
       </w:r>
       <w:r>
         <w:rPr>
           <w:rFonts w:ascii="Arial"/>
           <w:b/>
-          <w:sz w:val="22"/>
         </w:rPr>
         <w:t>Submission</w:t>
       </w:r>
@@ -858,16 +884,14 @@
           <w:rFonts w:ascii="Arial"/>
           <w:b/>
           <w:spacing w:val="-10"/>
-          <w:sz w:val="22"/>
-        </w:rPr>
-        <w:t> </w:t>
+        </w:rPr>
+        <w:t xml:space="preserve"> </w:t>
       </w:r>
       <w:r>
         <w:rPr>
           <w:rFonts w:ascii="Arial"/>
           <w:b/>
           <w:spacing w:val="-2"/>
-          <w:sz w:val="22"/>
         </w:rPr>
         <w:t>Guidelines:</w:t>
       </w:r>
@@ -880,11 +904,10 @@
           <w:numId w:val="1"/>
         </w:numPr>
         <w:tabs>
-          <w:tab w:pos="719" w:val="left" w:leader="none"/>
+          <w:tab w:val="left" w:pos="719"/>
         </w:tabs>
-        <w:spacing w:line="240" w:lineRule="auto" w:before="3" w:after="0"/>
-        <w:ind w:left="719" w:right="0" w:hanging="359"/>
-        <w:jc w:val="left"/>
+        <w:spacing w:before="3"/>
+        <w:ind w:left="719" w:hanging="359"/>
         <w:rPr>
           <w:sz w:val="20"/>
         </w:rPr>
@@ -900,7 +923,7 @@
           <w:spacing w:val="-7"/>
           <w:sz w:val="20"/>
         </w:rPr>
-        <w:t> </w:t>
+        <w:t xml:space="preserve"> </w:t>
       </w:r>
       <w:r>
         <w:rPr>
@@ -913,7 +936,7 @@
           <w:spacing w:val="-4"/>
           <w:sz w:val="20"/>
         </w:rPr>
-        <w:t> </w:t>
+        <w:t xml:space="preserve"> </w:t>
       </w:r>
       <w:r>
         <w:rPr>
@@ -926,7 +949,7 @@
           <w:spacing w:val="-4"/>
           <w:sz w:val="20"/>
         </w:rPr>
-        <w:t> </w:t>
+        <w:t xml:space="preserve"> </w:t>
       </w:r>
       <w:r>
         <w:rPr>
@@ -939,7 +962,7 @@
           <w:spacing w:val="-4"/>
           <w:sz w:val="20"/>
         </w:rPr>
-        <w:t> </w:t>
+        <w:t xml:space="preserve"> </w:t>
       </w:r>
       <w:r>
         <w:rPr>
@@ -952,7 +975,7 @@
           <w:spacing w:val="-4"/>
           <w:sz w:val="20"/>
         </w:rPr>
-        <w:t> </w:t>
+        <w:t xml:space="preserve"> </w:t>
       </w:r>
       <w:r>
         <w:rPr>
@@ -965,7 +988,7 @@
           <w:spacing w:val="-5"/>
           <w:sz w:val="20"/>
         </w:rPr>
-        <w:t> </w:t>
+        <w:t xml:space="preserve"> </w:t>
       </w:r>
       <w:r>
         <w:rPr>
@@ -978,7 +1001,7 @@
           <w:spacing w:val="-4"/>
           <w:sz w:val="20"/>
         </w:rPr>
-        <w:t> </w:t>
+        <w:t xml:space="preserve"> </w:t>
       </w:r>
       <w:r>
         <w:rPr>
@@ -991,7 +1014,7 @@
           <w:spacing w:val="-5"/>
           <w:sz w:val="20"/>
         </w:rPr>
-        <w:t> </w:t>
+        <w:t xml:space="preserve"> </w:t>
       </w:r>
       <w:r>
         <w:rPr>
@@ -1004,7 +1027,7 @@
           <w:spacing w:val="37"/>
           <w:sz w:val="20"/>
         </w:rPr>
-        <w:t> </w:t>
+        <w:t xml:space="preserve"> </w:t>
       </w:r>
       <w:r>
         <w:rPr>
@@ -1017,7 +1040,7 @@
           <w:spacing w:val="-4"/>
           <w:sz w:val="20"/>
         </w:rPr>
-        <w:t> </w:t>
+        <w:t xml:space="preserve"> </w:t>
       </w:r>
       <w:r>
         <w:rPr>
@@ -1030,7 +1053,7 @@
           <w:spacing w:val="-4"/>
           <w:sz w:val="20"/>
         </w:rPr>
-        <w:t> </w:t>
+        <w:t xml:space="preserve"> </w:t>
       </w:r>
       <w:r>
         <w:rPr>
@@ -1043,7 +1066,7 @@
           <w:spacing w:val="-4"/>
           <w:sz w:val="20"/>
         </w:rPr>
-        <w:t> </w:t>
+        <w:t xml:space="preserve"> </w:t>
       </w:r>
       <w:r>
         <w:rPr>
@@ -1056,7 +1079,7 @@
           <w:spacing w:val="-4"/>
           <w:sz w:val="20"/>
         </w:rPr>
-        <w:t> </w:t>
+        <w:t xml:space="preserve"> </w:t>
       </w:r>
       <w:r>
         <w:rPr>
@@ -1069,7 +1092,7 @@
           <w:spacing w:val="-5"/>
           <w:sz w:val="20"/>
         </w:rPr>
-        <w:t> </w:t>
+        <w:t xml:space="preserve"> </w:t>
       </w:r>
       <w:r>
         <w:rPr>
@@ -1082,7 +1105,7 @@
           <w:spacing w:val="-4"/>
           <w:sz w:val="20"/>
         </w:rPr>
-        <w:t> </w:t>
+        <w:t xml:space="preserve"> </w:t>
       </w:r>
       <w:r>
         <w:rPr>
@@ -1095,7 +1118,7 @@
           <w:spacing w:val="-4"/>
           <w:sz w:val="20"/>
         </w:rPr>
-        <w:t> </w:t>
+        <w:t xml:space="preserve"> </w:t>
       </w:r>
       <w:r>
         <w:rPr>
@@ -1113,11 +1136,10 @@
           <w:numId w:val="1"/>
         </w:numPr>
         <w:tabs>
-          <w:tab w:pos="720" w:val="left" w:leader="none"/>
+          <w:tab w:val="left" w:pos="720"/>
         </w:tabs>
-        <w:spacing w:line="235" w:lineRule="auto" w:before="5" w:after="0"/>
-        <w:ind w:left="720" w:right="368" w:hanging="360"/>
-        <w:jc w:val="left"/>
+        <w:spacing w:before="5" w:line="235" w:lineRule="auto"/>
+        <w:ind w:right="368"/>
         <w:rPr>
           <w:b/>
           <w:sz w:val="20"/>
@@ -1136,7 +1158,7 @@
           <w:spacing w:val="-2"/>
           <w:sz w:val="20"/>
         </w:rPr>
-        <w:t> </w:t>
+        <w:t xml:space="preserve"> </w:t>
       </w:r>
       <w:r>
         <w:rPr>
@@ -1151,7 +1173,7 @@
           <w:spacing w:val="-2"/>
           <w:sz w:val="20"/>
         </w:rPr>
-        <w:t> </w:t>
+        <w:t xml:space="preserve"> </w:t>
       </w:r>
       <w:r>
         <w:rPr>
@@ -1168,7 +1190,7 @@
           <w:spacing w:val="-2"/>
           <w:sz w:val="20"/>
         </w:rPr>
-        <w:t> </w:t>
+        <w:t xml:space="preserve"> </w:t>
       </w:r>
       <w:r>
         <w:rPr>
@@ -1183,7 +1205,7 @@
           <w:spacing w:val="-2"/>
           <w:sz w:val="20"/>
         </w:rPr>
-        <w:t> </w:t>
+        <w:t xml:space="preserve"> </w:t>
       </w:r>
       <w:r>
         <w:rPr>
@@ -1198,7 +1220,7 @@
           <w:spacing w:val="-2"/>
           <w:sz w:val="20"/>
         </w:rPr>
-        <w:t> </w:t>
+        <w:t xml:space="preserve"> </w:t>
       </w:r>
       <w:r>
         <w:rPr>
@@ -1213,7 +1235,7 @@
           <w:spacing w:val="-2"/>
           <w:sz w:val="20"/>
         </w:rPr>
-        <w:t> </w:t>
+        <w:t xml:space="preserve"> </w:t>
       </w:r>
       <w:r>
         <w:rPr>
@@ -1228,7 +1250,7 @@
           <w:spacing w:val="-2"/>
           <w:sz w:val="20"/>
         </w:rPr>
-        <w:t> </w:t>
+        <w:t xml:space="preserve"> </w:t>
       </w:r>
       <w:r>
         <w:rPr>
@@ -1243,7 +1265,7 @@
           <w:spacing w:val="-2"/>
           <w:sz w:val="20"/>
         </w:rPr>
-        <w:t> </w:t>
+        <w:t xml:space="preserve"> </w:t>
       </w:r>
       <w:r>
         <w:rPr>
@@ -1258,7 +1280,7 @@
           <w:spacing w:val="-2"/>
           <w:sz w:val="20"/>
         </w:rPr>
-        <w:t> </w:t>
+        <w:t xml:space="preserve"> </w:t>
       </w:r>
       <w:r>
         <w:rPr>
@@ -1273,7 +1295,7 @@
           <w:spacing w:val="-2"/>
           <w:sz w:val="20"/>
         </w:rPr>
-        <w:t> </w:t>
+        <w:t xml:space="preserve"> </w:t>
       </w:r>
       <w:r>
         <w:rPr>
@@ -1288,7 +1310,7 @@
           <w:spacing w:val="-2"/>
           <w:sz w:val="20"/>
         </w:rPr>
-        <w:t> </w:t>
+        <w:t xml:space="preserve"> </w:t>
       </w:r>
       <w:r>
         <w:rPr>
@@ -1303,7 +1325,7 @@
           <w:spacing w:val="-2"/>
           <w:sz w:val="20"/>
         </w:rPr>
-        <w:t> </w:t>
+        <w:t xml:space="preserve"> </w:t>
       </w:r>
       <w:r>
         <w:rPr>
@@ -1318,7 +1340,7 @@
           <w:spacing w:val="-2"/>
           <w:sz w:val="20"/>
         </w:rPr>
-        <w:t> </w:t>
+        <w:t xml:space="preserve"> </w:t>
       </w:r>
       <w:r>
         <w:rPr>
@@ -1333,7 +1355,7 @@
           <w:spacing w:val="-2"/>
           <w:sz w:val="20"/>
         </w:rPr>
-        <w:t> </w:t>
+        <w:t xml:space="preserve"> </w:t>
       </w:r>
       <w:r>
         <w:rPr>
@@ -1348,7 +1370,7 @@
           <w:spacing w:val="-2"/>
           <w:sz w:val="20"/>
         </w:rPr>
-        <w:t> </w:t>
+        <w:t xml:space="preserve"> </w:t>
       </w:r>
       <w:r>
         <w:rPr>
@@ -1363,7 +1385,7 @@
           <w:spacing w:val="-1"/>
           <w:sz w:val="20"/>
         </w:rPr>
-        <w:t> </w:t>
+        <w:t xml:space="preserve"> </w:t>
       </w:r>
       <w:r>
         <w:rPr>
@@ -1378,7 +1400,7 @@
           <w:spacing w:val="-2"/>
           <w:sz w:val="20"/>
         </w:rPr>
-        <w:t> </w:t>
+        <w:t xml:space="preserve"> </w:t>
       </w:r>
       <w:r>
         <w:rPr>
@@ -1393,7 +1415,7 @@
           <w:spacing w:val="-2"/>
           <w:sz w:val="20"/>
         </w:rPr>
-        <w:t> </w:t>
+        <w:t xml:space="preserve"> </w:t>
       </w:r>
       <w:r>
         <w:rPr>
@@ -1408,7 +1430,7 @@
           <w:spacing w:val="-3"/>
           <w:sz w:val="20"/>
         </w:rPr>
-        <w:t> </w:t>
+        <w:t xml:space="preserve"> </w:t>
       </w:r>
       <w:r>
         <w:rPr>
@@ -1423,7 +1445,7 @@
           <w:spacing w:val="-2"/>
           <w:sz w:val="20"/>
         </w:rPr>
-        <w:t> </w:t>
+        <w:t xml:space="preserve"> </w:t>
       </w:r>
       <w:r>
         <w:rPr>
@@ -1438,7 +1460,7 @@
           <w:spacing w:val="-2"/>
           <w:sz w:val="20"/>
         </w:rPr>
-        <w:t> </w:t>
+        <w:t xml:space="preserve"> </w:t>
       </w:r>
       <w:r>
         <w:rPr>
@@ -1453,7 +1475,7 @@
           <w:spacing w:val="-2"/>
           <w:sz w:val="20"/>
         </w:rPr>
-        <w:t> </w:t>
+        <w:t xml:space="preserve"> </w:t>
       </w:r>
       <w:r>
         <w:rPr>
@@ -1471,11 +1493,10 @@
           <w:numId w:val="1"/>
         </w:numPr>
         <w:tabs>
-          <w:tab w:pos="720" w:val="left" w:leader="none"/>
+          <w:tab w:val="left" w:pos="720"/>
         </w:tabs>
-        <w:spacing w:line="240" w:lineRule="auto" w:before="2" w:after="0"/>
-        <w:ind w:left="720" w:right="680" w:hanging="360"/>
-        <w:jc w:val="left"/>
+        <w:spacing w:before="2"/>
+        <w:ind w:right="680"/>
         <w:rPr>
           <w:b/>
           <w:sz w:val="20"/>
@@ -1494,7 +1515,7 @@
           <w:spacing w:val="-3"/>
           <w:sz w:val="20"/>
         </w:rPr>
-        <w:t> </w:t>
+        <w:t xml:space="preserve"> </w:t>
       </w:r>
       <w:r>
         <w:rPr>
@@ -1509,7 +1530,7 @@
           <w:spacing w:val="-4"/>
           <w:sz w:val="20"/>
         </w:rPr>
-        <w:t> </w:t>
+        <w:t xml:space="preserve"> </w:t>
       </w:r>
       <w:r>
         <w:rPr>
@@ -1529,7 +1550,7 @@
           <w:spacing w:val="-3"/>
           <w:sz w:val="20"/>
         </w:rPr>
-        <w:t> </w:t>
+        <w:t xml:space="preserve"> </w:t>
       </w:r>
       <w:r>
         <w:rPr>
@@ -1542,7 +1563,7 @@
           <w:spacing w:val="-3"/>
           <w:sz w:val="20"/>
         </w:rPr>
-        <w:t> </w:t>
+        <w:t xml:space="preserve"> </w:t>
       </w:r>
       <w:r>
         <w:rPr>
@@ -1555,7 +1576,7 @@
           <w:spacing w:val="-3"/>
           <w:sz w:val="20"/>
         </w:rPr>
-        <w:t> </w:t>
+        <w:t xml:space="preserve"> </w:t>
       </w:r>
       <w:r>
         <w:rPr>
@@ -1568,7 +1589,7 @@
           <w:spacing w:val="-3"/>
           <w:sz w:val="20"/>
         </w:rPr>
-        <w:t> </w:t>
+        <w:t xml:space="preserve"> </w:t>
       </w:r>
       <w:r>
         <w:rPr>
@@ -1581,7 +1602,7 @@
           <w:spacing w:val="-3"/>
           <w:sz w:val="20"/>
         </w:rPr>
-        <w:t> </w:t>
+        <w:t xml:space="preserve"> </w:t>
       </w:r>
       <w:r>
         <w:rPr>
@@ -1594,7 +1615,7 @@
           <w:spacing w:val="-3"/>
           <w:sz w:val="20"/>
         </w:rPr>
-        <w:t> </w:t>
+        <w:t xml:space="preserve"> </w:t>
       </w:r>
       <w:r>
         <w:rPr>
@@ -1607,7 +1628,7 @@
           <w:spacing w:val="-3"/>
           <w:sz w:val="20"/>
         </w:rPr>
-        <w:t> </w:t>
+        <w:t xml:space="preserve"> </w:t>
       </w:r>
       <w:r>
         <w:rPr>
@@ -1620,7 +1641,7 @@
           <w:spacing w:val="-3"/>
           <w:sz w:val="20"/>
         </w:rPr>
-        <w:t> </w:t>
+        <w:t xml:space="preserve"> </w:t>
       </w:r>
       <w:r>
         <w:rPr>
@@ -1633,7 +1654,7 @@
           <w:spacing w:val="-3"/>
           <w:sz w:val="20"/>
         </w:rPr>
-        <w:t> </w:t>
+        <w:t xml:space="preserve"> </w:t>
       </w:r>
       <w:r>
         <w:rPr>
@@ -1646,7 +1667,7 @@
           <w:spacing w:val="-3"/>
           <w:sz w:val="20"/>
         </w:rPr>
-        <w:t> </w:t>
+        <w:t xml:space="preserve"> </w:t>
       </w:r>
       <w:r>
         <w:rPr>
@@ -1659,7 +1680,7 @@
           <w:spacing w:val="-4"/>
           <w:sz w:val="20"/>
         </w:rPr>
-        <w:t> </w:t>
+        <w:t xml:space="preserve"> </w:t>
       </w:r>
       <w:r>
         <w:rPr>
@@ -1672,7 +1693,7 @@
           <w:spacing w:val="-3"/>
           <w:sz w:val="20"/>
         </w:rPr>
-        <w:t> </w:t>
+        <w:t xml:space="preserve"> </w:t>
       </w:r>
       <w:r>
         <w:rPr>
@@ -1685,7 +1706,7 @@
           <w:spacing w:val="-3"/>
           <w:sz w:val="20"/>
         </w:rPr>
-        <w:t> </w:t>
+        <w:t xml:space="preserve"> </w:t>
       </w:r>
       <w:r>
         <w:rPr>
@@ -1698,7 +1719,7 @@
           <w:spacing w:val="-3"/>
           <w:sz w:val="20"/>
         </w:rPr>
-        <w:t> </w:t>
+        <w:t xml:space="preserve"> </w:t>
       </w:r>
       <w:r>
         <w:rPr>
@@ -1711,13 +1732,13 @@
           <w:spacing w:val="-3"/>
           <w:sz w:val="20"/>
         </w:rPr>
-        <w:t> </w:t>
-      </w:r>
-      <w:r>
-        <w:rPr>
-          <w:sz w:val="20"/>
-        </w:rPr>
-        <w:t>submission files as “Roll#-Assig#-filename.cpp”, e.g., </w:t>
+        <w:t xml:space="preserve"> </w:t>
+      </w:r>
+      <w:r>
+        <w:rPr>
+          <w:sz w:val="20"/>
+        </w:rPr>
+        <w:t xml:space="preserve">submission files as “Roll#-Assig#-filename.cpp”, e.g., </w:t>
       </w:r>
       <w:r>
         <w:rPr>
@@ -1735,11 +1756,10 @@
           <w:numId w:val="1"/>
         </w:numPr>
         <w:tabs>
-          <w:tab w:pos="719" w:val="left" w:leader="none"/>
+          <w:tab w:val="left" w:pos="719"/>
         </w:tabs>
-        <w:spacing w:line="240" w:lineRule="auto" w:before="1" w:after="0"/>
-        <w:ind w:left="719" w:right="0" w:hanging="359"/>
-        <w:jc w:val="left"/>
+        <w:spacing w:before="1"/>
+        <w:ind w:left="719" w:hanging="359"/>
         <w:rPr>
           <w:sz w:val="20"/>
         </w:rPr>
@@ -1757,7 +1777,7 @@
           <w:spacing w:val="-6"/>
           <w:sz w:val="20"/>
         </w:rPr>
-        <w:t> </w:t>
+        <w:t xml:space="preserve"> </w:t>
       </w:r>
       <w:r>
         <w:rPr>
@@ -1770,7 +1790,7 @@
           <w:spacing w:val="-5"/>
           <w:sz w:val="20"/>
         </w:rPr>
-        <w:t> </w:t>
+        <w:t xml:space="preserve"> </w:t>
       </w:r>
       <w:r>
         <w:rPr>
@@ -1783,7 +1803,7 @@
           <w:spacing w:val="-5"/>
           <w:sz w:val="20"/>
         </w:rPr>
-        <w:t> </w:t>
+        <w:t xml:space="preserve"> </w:t>
       </w:r>
       <w:r>
         <w:rPr>
@@ -1796,7 +1816,7 @@
           <w:spacing w:val="-6"/>
           <w:sz w:val="20"/>
         </w:rPr>
-        <w:t> </w:t>
+        <w:t xml:space="preserve"> </w:t>
       </w:r>
       <w:r>
         <w:rPr>
@@ -1809,7 +1829,7 @@
           <w:spacing w:val="-6"/>
           <w:sz w:val="20"/>
         </w:rPr>
-        <w:t> </w:t>
+        <w:t xml:space="preserve"> </w:t>
       </w:r>
       <w:r>
         <w:rPr>
@@ -1822,7 +1842,7 @@
           <w:spacing w:val="-5"/>
           <w:sz w:val="20"/>
         </w:rPr>
-        <w:t> </w:t>
+        <w:t xml:space="preserve"> </w:t>
       </w:r>
       <w:r>
         <w:rPr>
@@ -1835,7 +1855,7 @@
           <w:spacing w:val="-5"/>
           <w:sz w:val="20"/>
         </w:rPr>
-        <w:t> </w:t>
+        <w:t xml:space="preserve"> </w:t>
       </w:r>
       <w:r>
         <w:rPr>
@@ -1853,11 +1873,10 @@
           <w:numId w:val="1"/>
         </w:numPr>
         <w:tabs>
-          <w:tab w:pos="1439" w:val="left" w:leader="none"/>
+          <w:tab w:val="left" w:pos="1439"/>
         </w:tabs>
-        <w:spacing w:line="248" w:lineRule="exact" w:before="1" w:after="0"/>
-        <w:ind w:left="1439" w:right="0" w:hanging="359"/>
-        <w:jc w:val="left"/>
+        <w:spacing w:before="1" w:line="248" w:lineRule="exact"/>
+        <w:ind w:left="1439" w:hanging="359"/>
         <w:rPr>
           <w:sz w:val="20"/>
         </w:rPr>
@@ -1873,7 +1892,7 @@
           <w:spacing w:val="-5"/>
           <w:sz w:val="20"/>
         </w:rPr>
-        <w:t> </w:t>
+        <w:t xml:space="preserve"> </w:t>
       </w:r>
       <w:r>
         <w:rPr>
@@ -1886,7 +1905,7 @@
           <w:spacing w:val="-5"/>
           <w:sz w:val="20"/>
         </w:rPr>
-        <w:t> </w:t>
+        <w:t xml:space="preserve"> </w:t>
       </w:r>
       <w:r>
         <w:rPr>
@@ -1899,7 +1918,7 @@
           <w:spacing w:val="-4"/>
           <w:sz w:val="20"/>
         </w:rPr>
-        <w:t> </w:t>
+        <w:t xml:space="preserve"> </w:t>
       </w:r>
       <w:r>
         <w:rPr>
@@ -1917,11 +1936,10 @@
           <w:numId w:val="1"/>
         </w:numPr>
         <w:tabs>
-          <w:tab w:pos="1439" w:val="left" w:leader="none"/>
+          <w:tab w:val="left" w:pos="1439"/>
         </w:tabs>
-        <w:spacing w:line="245" w:lineRule="exact" w:before="0" w:after="0"/>
-        <w:ind w:left="1439" w:right="0" w:hanging="359"/>
-        <w:jc w:val="left"/>
+        <w:spacing w:line="245" w:lineRule="exact"/>
+        <w:ind w:left="1439" w:hanging="359"/>
         <w:rPr>
           <w:sz w:val="20"/>
         </w:rPr>
@@ -1937,7 +1955,7 @@
           <w:spacing w:val="-6"/>
           <w:sz w:val="20"/>
         </w:rPr>
-        <w:t> </w:t>
+        <w:t xml:space="preserve"> </w:t>
       </w:r>
       <w:r>
         <w:rPr>
@@ -1950,7 +1968,7 @@
           <w:spacing w:val="-6"/>
           <w:sz w:val="20"/>
         </w:rPr>
-        <w:t> </w:t>
+        <w:t xml:space="preserve"> </w:t>
       </w:r>
       <w:r>
         <w:rPr>
@@ -1963,7 +1981,7 @@
           <w:spacing w:val="-6"/>
           <w:sz w:val="20"/>
         </w:rPr>
-        <w:t> </w:t>
+        <w:t xml:space="preserve"> </w:t>
       </w:r>
       <w:r>
         <w:rPr>
@@ -1976,7 +1994,7 @@
           <w:spacing w:val="-5"/>
           <w:sz w:val="20"/>
         </w:rPr>
-        <w:t> </w:t>
+        <w:t xml:space="preserve"> </w:t>
       </w:r>
       <w:r>
         <w:rPr>
@@ -1994,11 +2012,10 @@
           <w:numId w:val="1"/>
         </w:numPr>
         <w:tabs>
-          <w:tab w:pos="719" w:val="left" w:leader="none"/>
+          <w:tab w:val="left" w:pos="719"/>
         </w:tabs>
-        <w:spacing w:line="241" w:lineRule="exact" w:before="0" w:after="0"/>
-        <w:ind w:left="719" w:right="0" w:hanging="359"/>
-        <w:jc w:val="left"/>
+        <w:spacing w:line="241" w:lineRule="exact"/>
+        <w:ind w:left="719" w:hanging="359"/>
         <w:rPr>
           <w:sz w:val="20"/>
         </w:rPr>
@@ -2014,7 +2031,7 @@
           <w:spacing w:val="-5"/>
           <w:sz w:val="20"/>
         </w:rPr>
-        <w:t> </w:t>
+        <w:t xml:space="preserve"> </w:t>
       </w:r>
       <w:r>
         <w:rPr>
@@ -2027,7 +2044,7 @@
           <w:spacing w:val="-4"/>
           <w:sz w:val="20"/>
         </w:rPr>
-        <w:t> </w:t>
+        <w:t xml:space="preserve"> </w:t>
       </w:r>
       <w:r>
         <w:rPr>
@@ -2040,7 +2057,7 @@
           <w:spacing w:val="-4"/>
           <w:sz w:val="20"/>
         </w:rPr>
-        <w:t> </w:t>
+        <w:t xml:space="preserve"> </w:t>
       </w:r>
       <w:r>
         <w:rPr>
@@ -2053,7 +2070,7 @@
           <w:spacing w:val="-5"/>
           <w:sz w:val="20"/>
         </w:rPr>
-        <w:t> </w:t>
+        <w:t xml:space="preserve"> </w:t>
       </w:r>
       <w:r>
         <w:rPr>
@@ -2066,7 +2083,7 @@
           <w:spacing w:val="-4"/>
           <w:sz w:val="20"/>
         </w:rPr>
-        <w:t> </w:t>
+        <w:t xml:space="preserve"> </w:t>
       </w:r>
       <w:r>
         <w:rPr>
@@ -2079,7 +2096,7 @@
           <w:spacing w:val="-4"/>
           <w:sz w:val="20"/>
         </w:rPr>
-        <w:t> </w:t>
+        <w:t xml:space="preserve"> </w:t>
       </w:r>
       <w:r>
         <w:rPr>
@@ -2092,7 +2109,7 @@
           <w:spacing w:val="-5"/>
           <w:sz w:val="20"/>
         </w:rPr>
-        <w:t> </w:t>
+        <w:t xml:space="preserve"> </w:t>
       </w:r>
       <w:r>
         <w:rPr>
@@ -2105,7 +2122,7 @@
           <w:spacing w:val="-4"/>
           <w:sz w:val="20"/>
         </w:rPr>
-        <w:t> </w:t>
+        <w:t xml:space="preserve"> </w:t>
       </w:r>
       <w:r>
         <w:rPr>
@@ -2118,7 +2135,7 @@
           <w:spacing w:val="-4"/>
           <w:sz w:val="20"/>
         </w:rPr>
-        <w:t> </w:t>
+        <w:t xml:space="preserve"> </w:t>
       </w:r>
       <w:r>
         <w:rPr>
@@ -2131,7 +2148,7 @@
           <w:spacing w:val="-4"/>
           <w:sz w:val="20"/>
         </w:rPr>
-        <w:t> </w:t>
+        <w:t xml:space="preserve"> </w:t>
       </w:r>
       <w:r>
         <w:rPr>
@@ -2151,12 +2168,13 @@
       </w:pPr>
       <w:r>
         <w:rPr>
+          <w:noProof/>
           <w:sz w:val="15"/>
         </w:rPr>
         <mc:AlternateContent>
           <mc:Choice Requires="wps">
             <w:drawing>
-              <wp:anchor distT="0" distB="0" distL="0" distR="0" allowOverlap="1" layoutInCell="1" locked="0" behindDoc="1" simplePos="0" relativeHeight="487587840">
+              <wp:anchor distT="0" distB="0" distL="0" distR="0" simplePos="0" relativeHeight="487587840" behindDoc="1" locked="0" layoutInCell="1" allowOverlap="1">
                 <wp:simplePos x="0" y="0"/>
                 <wp:positionH relativeFrom="page">
                   <wp:posOffset>457200</wp:posOffset>
@@ -2169,13 +2187,14 @@
                 <wp:wrapTopAndBottom/>
                 <wp:docPr id="1" name="Graphic 1"/>
                 <wp:cNvGraphicFramePr>
-                  <a:graphicFrameLocks/>
+                  <a:graphicFrameLocks xmlns:a="http://schemas.openxmlformats.org/drawingml/2006/main"/>
                 </wp:cNvGraphicFramePr>
-                <a:graphic>
+                <a:graphic xmlns:a="http://schemas.openxmlformats.org/drawingml/2006/main">
                   <a:graphicData uri="http://schemas.microsoft.com/office/word/2010/wordprocessingShape">
                     <wps:wsp>
-                      <wps:cNvPr id="1" name="Graphic 1"/>
-                      <wps:cNvSpPr/>
+                      <wps:cNvSpPr>
+                        <a:spLocks/>
+                      </wps:cNvSpPr>
                       <wps:spPr>
                         <a:xfrm>
                           <a:off x="0" y="0"/>
@@ -2188,7 +2207,7 @@
                           <a:cxnLst/>
                           <a:rect l="l" t="t" r="r" b="b"/>
                           <a:pathLst>
-                            <a:path w="5862320" h="0">
+                            <a:path w="5862320">
                               <a:moveTo>
                                 <a:pt x="0" y="0"/>
                               </a:moveTo>
@@ -2219,10 +2238,9 @@
           </mc:Choice>
           <mc:Fallback>
             <w:pict>
-              <v:shape style="position:absolute;margin-left:36pt;margin-top:10.63668pt;width:461.6pt;height:.1pt;mso-position-horizontal-relative:page;mso-position-vertical-relative:paragraph;z-index:-15728640;mso-wrap-distance-left:0;mso-wrap-distance-right:0" id="docshape1" coordorigin="720,213" coordsize="9232,0" path="m720,213l9951,213e" filled="false" stroked="true" strokeweight=".895703pt" strokecolor="#000000">
+              <v:shape w14:anchorId="154E8E77" id="Graphic 1" o:spid="_x0000_s1026" style="position:absolute;margin-left:36pt;margin-top:10.65pt;width:461.6pt;height:.1pt;z-index:-15728640;visibility:visible;mso-wrap-style:square;mso-wrap-distance-left:0;mso-wrap-distance-top:0;mso-wrap-distance-right:0;mso-wrap-distance-bottom:0;mso-position-horizontal:absolute;mso-position-horizontal-relative:page;mso-position-vertical:absolute;mso-position-vertical-relative:text;v-text-anchor:top" coordsize="5862320,1270" o:gfxdata="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" path="m,l5861993,e" filled="f" strokeweight=".31597mm">
                 <v:path arrowok="t"/>
-                <v:stroke dashstyle="solid"/>
-                <w10:wrap type="topAndBottom"/>
+                <w10:wrap type="topAndBottom" anchorx="page"/>
               </v:shape>
             </w:pict>
           </mc:Fallback>
@@ -2253,7 +2271,7 @@
           <w:color w:val="C00000"/>
           <w:spacing w:val="-9"/>
         </w:rPr>
-        <w:t> </w:t>
+        <w:t xml:space="preserve"> </w:t>
       </w:r>
       <w:r>
         <w:rPr>
@@ -2278,114 +2296,103 @@
         <w:ind w:right="190"/>
       </w:pPr>
       <w:r>
-        <w:rPr/>
         <w:t>Design</w:t>
       </w:r>
       <w:r>
         <w:rPr>
           <w:spacing w:val="-3"/>
         </w:rPr>
-        <w:t> </w:t>
-      </w:r>
-      <w:r>
-        <w:rPr/>
+        <w:t xml:space="preserve"> </w:t>
+      </w:r>
+      <w:r>
         <w:t>and</w:t>
       </w:r>
       <w:r>
         <w:rPr>
           <w:spacing w:val="-3"/>
         </w:rPr>
-        <w:t> </w:t>
-      </w:r>
-      <w:r>
-        <w:rPr/>
+        <w:t xml:space="preserve"> </w:t>
+      </w:r>
+      <w:r>
         <w:t>implement</w:t>
       </w:r>
       <w:r>
         <w:rPr>
           <w:spacing w:val="-3"/>
         </w:rPr>
-        <w:t> </w:t>
-      </w:r>
-      <w:r>
-        <w:rPr/>
+        <w:t xml:space="preserve"> </w:t>
+      </w:r>
+      <w:r>
         <w:t>a</w:t>
       </w:r>
       <w:r>
         <w:rPr>
           <w:spacing w:val="-3"/>
         </w:rPr>
-        <w:t> </w:t>
-      </w:r>
-      <w:r>
-        <w:rPr/>
+        <w:t xml:space="preserve"> </w:t>
+      </w:r>
+      <w:r>
         <w:t>Matrix</w:t>
       </w:r>
       <w:r>
         <w:rPr>
           <w:spacing w:val="-3"/>
         </w:rPr>
-        <w:t> </w:t>
-      </w:r>
-      <w:r>
-        <w:rPr/>
+        <w:t xml:space="preserve"> </w:t>
+      </w:r>
+      <w:r>
         <w:t>class</w:t>
       </w:r>
       <w:r>
         <w:rPr>
           <w:spacing w:val="-3"/>
         </w:rPr>
-        <w:t> </w:t>
-      </w:r>
-      <w:r>
-        <w:rPr/>
+        <w:t xml:space="preserve"> </w:t>
+      </w:r>
+      <w:r>
         <w:t>in</w:t>
       </w:r>
       <w:r>
         <w:rPr>
           <w:spacing w:val="-3"/>
         </w:rPr>
-        <w:t> </w:t>
-      </w:r>
-      <w:r>
-        <w:rPr/>
+        <w:t xml:space="preserve"> </w:t>
+      </w:r>
+      <w:r>
         <w:t>C++</w:t>
       </w:r>
       <w:r>
         <w:rPr>
           <w:spacing w:val="-3"/>
         </w:rPr>
-        <w:t> </w:t>
-      </w:r>
-      <w:r>
-        <w:rPr/>
+        <w:t xml:space="preserve"> </w:t>
+      </w:r>
+      <w:r>
         <w:t>that</w:t>
       </w:r>
       <w:r>
         <w:rPr>
           <w:spacing w:val="-3"/>
         </w:rPr>
-        <w:t> </w:t>
-      </w:r>
-      <w:r>
-        <w:rPr/>
+        <w:t xml:space="preserve"> </w:t>
+      </w:r>
+      <w:r>
         <w:t>represents</w:t>
       </w:r>
       <w:r>
         <w:rPr>
           <w:spacing w:val="-3"/>
         </w:rPr>
-        <w:t> </w:t>
-      </w:r>
-      <w:r>
-        <w:rPr/>
+        <w:t xml:space="preserve"> </w:t>
+      </w:r>
+      <w:r>
         <w:t>a</w:t>
       </w:r>
       <w:r>
         <w:rPr>
           <w:spacing w:val="-3"/>
         </w:rPr>
-        <w:t> </w:t>
+        <w:t xml:space="preserve"> </w:t>
       </w:r>
       <w:r>
         <w:rPr>
@@ -2398,7 +2405,7 @@
           <w:b/>
           <w:spacing w:val="-3"/>
         </w:rPr>
-        <w:t> </w:t>
+        <w:t xml:space="preserve"> </w:t>
       </w:r>
       <w:r>
         <w:rPr>
@@ -2411,7 +2418,7 @@
           <w:b/>
           <w:spacing w:val="-3"/>
         </w:rPr>
-        <w:t> </w:t>
+        <w:t xml:space="preserve"> </w:t>
       </w:r>
       <w:r>
         <w:rPr>
@@ -2424,207 +2431,186 @@
           <w:b/>
           <w:spacing w:val="-3"/>
         </w:rPr>
-        <w:t> </w:t>
-      </w:r>
-      <w:r>
-        <w:rPr/>
+        <w:t xml:space="preserve"> </w:t>
+      </w:r>
+      <w:r>
         <w:t>of</w:t>
       </w:r>
       <w:r>
         <w:rPr>
           <w:spacing w:val="-3"/>
         </w:rPr>
-        <w:t> </w:t>
-      </w:r>
-      <w:r>
-        <w:rPr/>
+        <w:t xml:space="preserve"> </w:t>
+      </w:r>
+      <w:r>
         <w:t>integers</w:t>
       </w:r>
       <w:r>
         <w:rPr>
           <w:spacing w:val="-3"/>
         </w:rPr>
-        <w:t> </w:t>
-      </w:r>
-      <w:r>
-        <w:rPr/>
+        <w:t xml:space="preserve"> </w:t>
+      </w:r>
+      <w:r>
         <w:t>and</w:t>
       </w:r>
       <w:r>
         <w:rPr>
           <w:spacing w:val="-3"/>
         </w:rPr>
-        <w:t> </w:t>
-      </w:r>
-      <w:r>
-        <w:rPr/>
+        <w:t xml:space="preserve"> </w:t>
+      </w:r>
+      <w:r>
         <w:t>implement the following operators to be used in main program. Write any number of functions for this purpose.</w:t>
       </w:r>
     </w:p>
     <w:p>
       <w:pPr>
         <w:pStyle w:val="BodyText"/>
-        <w:spacing w:line="468" w:lineRule="auto" w:before="283" w:after="19"/>
+        <w:spacing w:before="283" w:after="19" w:line="468" w:lineRule="auto"/>
       </w:pPr>
       <w:r>
-        <w:rPr/>
         <w:t>Create</w:t>
       </w:r>
       <w:r>
         <w:rPr>
           <w:spacing w:val="-3"/>
         </w:rPr>
-        <w:t> </w:t>
-      </w:r>
-      <w:r>
-        <w:rPr/>
+        <w:t xml:space="preserve"> </w:t>
+      </w:r>
+      <w:r>
         <w:t>a</w:t>
       </w:r>
       <w:r>
         <w:rPr>
           <w:spacing w:val="-3"/>
         </w:rPr>
-        <w:t> </w:t>
-      </w:r>
-      <w:r>
-        <w:rPr/>
+        <w:t xml:space="preserve"> </w:t>
+      </w:r>
+      <w:r>
         <w:t>main</w:t>
       </w:r>
       <w:r>
         <w:rPr>
           <w:spacing w:val="-3"/>
         </w:rPr>
-        <w:t> </w:t>
-      </w:r>
-      <w:r>
-        <w:rPr/>
+        <w:t xml:space="preserve"> </w:t>
+      </w:r>
+      <w:r>
         <w:t>program,</w:t>
       </w:r>
       <w:r>
         <w:rPr>
           <w:spacing w:val="-3"/>
         </w:rPr>
-        <w:t> </w:t>
-      </w:r>
-      <w:r>
-        <w:rPr/>
+        <w:t xml:space="preserve"> </w:t>
+      </w:r>
+      <w:r>
         <w:t>which</w:t>
       </w:r>
       <w:r>
         <w:rPr>
           <w:spacing w:val="-3"/>
         </w:rPr>
-        <w:t> </w:t>
-      </w:r>
-      <w:r>
-        <w:rPr/>
+        <w:t xml:space="preserve"> </w:t>
+      </w:r>
+      <w:r>
         <w:t>should</w:t>
       </w:r>
       <w:r>
         <w:rPr>
           <w:spacing w:val="-3"/>
         </w:rPr>
-        <w:t> </w:t>
-      </w:r>
-      <w:r>
-        <w:rPr/>
+        <w:t xml:space="preserve"> </w:t>
+      </w:r>
+      <w:r>
         <w:t>make</w:t>
       </w:r>
       <w:r>
         <w:rPr>
           <w:spacing w:val="-3"/>
         </w:rPr>
-        <w:t> </w:t>
-      </w:r>
-      <w:r>
-        <w:rPr/>
+        <w:t xml:space="preserve"> </w:t>
+      </w:r>
+      <w:r>
         <w:t>use</w:t>
       </w:r>
       <w:r>
         <w:rPr>
           <w:spacing w:val="-3"/>
         </w:rPr>
-        <w:t> </w:t>
-      </w:r>
-      <w:r>
-        <w:rPr/>
+        <w:t xml:space="preserve"> </w:t>
+      </w:r>
+      <w:r>
         <w:t>of</w:t>
       </w:r>
       <w:r>
         <w:rPr>
           <w:spacing w:val="-3"/>
         </w:rPr>
-        <w:t> </w:t>
-      </w:r>
-      <w:r>
-        <w:rPr/>
+        <w:t xml:space="preserve"> </w:t>
+      </w:r>
+      <w:r>
         <w:t>the</w:t>
       </w:r>
       <w:r>
         <w:rPr>
           <w:spacing w:val="-3"/>
         </w:rPr>
-        <w:t> </w:t>
-      </w:r>
-      <w:r>
-        <w:rPr/>
+        <w:t xml:space="preserve"> </w:t>
+      </w:r>
+      <w:r>
         <w:t>overloaded</w:t>
       </w:r>
       <w:r>
         <w:rPr>
           <w:spacing w:val="-3"/>
         </w:rPr>
-        <w:t> </w:t>
-      </w:r>
-      <w:r>
-        <w:rPr/>
+        <w:t xml:space="preserve"> </w:t>
+      </w:r>
+      <w:r>
         <w:t>operators</w:t>
       </w:r>
       <w:r>
         <w:rPr>
           <w:spacing w:val="-3"/>
         </w:rPr>
-        <w:t> </w:t>
-      </w:r>
-      <w:r>
-        <w:rPr/>
+        <w:t xml:space="preserve"> </w:t>
+      </w:r>
+      <w:r>
         <w:t>to</w:t>
       </w:r>
       <w:r>
         <w:rPr>
           <w:spacing w:val="-3"/>
         </w:rPr>
-        <w:t> </w:t>
-      </w:r>
-      <w:r>
-        <w:rPr/>
+        <w:t xml:space="preserve"> </w:t>
+      </w:r>
+      <w:r>
         <w:t>demonstrate</w:t>
       </w:r>
       <w:r>
         <w:rPr>
           <w:spacing w:val="-3"/>
         </w:rPr>
-        <w:t> </w:t>
-      </w:r>
-      <w:r>
-        <w:rPr/>
+        <w:t xml:space="preserve"> </w:t>
+      </w:r>
+      <w:r>
         <w:t>their</w:t>
       </w:r>
       <w:r>
         <w:rPr>
           <w:spacing w:val="-3"/>
         </w:rPr>
-        <w:t> </w:t>
-      </w:r>
-      <w:r>
-        <w:rPr/>
+        <w:t xml:space="preserve"> </w:t>
+      </w:r>
+      <w:r>
         <w:t>working. Implement the following operators.</w:t>
       </w:r>
     </w:p>
     <w:tbl>
       <w:tblPr>
         <w:tblW w:w="0" w:type="auto"/>
-        <w:jc w:val="left"/>
         <w:tblInd w:w="39" w:type="dxa"/>
         <w:tblBorders>
           <w:top w:val="double" w:sz="4" w:space="0" w:color="000000"/>
@@ -2636,12 +2622,10 @@
         </w:tblBorders>
         <w:tblLayout w:type="fixed"/>
         <w:tblCellMar>
-          <w:top w:w="0" w:type="dxa"/>
           <w:left w:w="0" w:type="dxa"/>
-          <w:bottom w:w="0" w:type="dxa"/>
           <w:right w:w="0" w:type="dxa"/>
         </w:tblCellMar>
-        <w:tblLook w:val="01E0"/>
+        <w:tblLook w:val="01E0" w:firstRow="1" w:lastRow="1" w:firstColumn="1" w:lastColumn="1" w:noHBand="0" w:noVBand="0"/>
       </w:tblPr>
       <w:tblGrid>
         <w:gridCol w:w="991"/>
@@ -2649,7 +2633,7 @@
       </w:tblGrid>
       <w:tr>
         <w:trPr>
-          <w:trHeight w:val="404" w:hRule="atLeast"/>
+          <w:trHeight w:val="404"/>
         </w:trPr>
         <w:tc>
           <w:tcPr>
@@ -2703,7 +2687,7 @@
       </w:tr>
       <w:tr>
         <w:trPr>
-          <w:trHeight w:val="406" w:hRule="atLeast"/>
+          <w:trHeight w:val="406"/>
         </w:trPr>
         <w:tc>
           <w:tcPr>
@@ -2749,7 +2733,7 @@
                 <w:spacing w:val="-3"/>
                 <w:sz w:val="24"/>
               </w:rPr>
-              <w:t> </w:t>
+              <w:t xml:space="preserve"> </w:t>
             </w:r>
             <w:r>
               <w:rPr>
@@ -2762,7 +2746,7 @@
                 <w:spacing w:val="-1"/>
                 <w:sz w:val="24"/>
               </w:rPr>
-              <w:t> </w:t>
+              <w:t xml:space="preserve"> </w:t>
             </w:r>
             <w:r>
               <w:rPr>
@@ -2782,7 +2766,7 @@
       </w:tr>
       <w:tr>
         <w:trPr>
-          <w:trHeight w:val="401" w:hRule="atLeast"/>
+          <w:trHeight w:val="401"/>
         </w:trPr>
         <w:tc>
           <w:tcPr>
@@ -2827,7 +2811,7 @@
                 <w:spacing w:val="-3"/>
                 <w:sz w:val="24"/>
               </w:rPr>
-              <w:t> </w:t>
+              <w:t xml:space="preserve"> </w:t>
             </w:r>
             <w:r>
               <w:rPr>
@@ -2840,7 +2824,7 @@
                 <w:spacing w:val="-1"/>
                 <w:sz w:val="24"/>
               </w:rPr>
-              <w:t> </w:t>
+              <w:t xml:space="preserve"> </w:t>
             </w:r>
             <w:r>
               <w:rPr>
@@ -2853,7 +2837,7 @@
                 <w:spacing w:val="-1"/>
                 <w:sz w:val="24"/>
               </w:rPr>
-              <w:t> </w:t>
+              <w:t xml:space="preserve"> </w:t>
             </w:r>
             <w:r>
               <w:rPr>
@@ -2873,7 +2857,7 @@
       </w:tr>
       <w:tr>
         <w:trPr>
-          <w:trHeight w:val="421" w:hRule="atLeast"/>
+          <w:trHeight w:val="421"/>
         </w:trPr>
         <w:tc>
           <w:tcPr>
@@ -2921,7 +2905,7 @@
                 <w:spacing w:val="-1"/>
                 <w:sz w:val="24"/>
               </w:rPr>
-              <w:t> </w:t>
+              <w:t xml:space="preserve"> </w:t>
             </w:r>
             <w:r>
               <w:rPr>
@@ -2934,7 +2918,7 @@
                 <w:spacing w:val="-1"/>
                 <w:sz w:val="24"/>
               </w:rPr>
-              <w:t> </w:t>
+              <w:t xml:space="preserve"> </w:t>
             </w:r>
             <w:r>
               <w:rPr>
@@ -2947,7 +2931,7 @@
                 <w:spacing w:val="-1"/>
                 <w:sz w:val="24"/>
               </w:rPr>
-              <w:t> </w:t>
+              <w:t xml:space="preserve"> </w:t>
             </w:r>
             <w:r>
               <w:rPr>
@@ -2960,7 +2944,7 @@
                 <w:spacing w:val="-1"/>
                 <w:sz w:val="24"/>
               </w:rPr>
-              <w:t> </w:t>
+              <w:t xml:space="preserve"> </w:t>
             </w:r>
             <w:r>
               <w:rPr>
@@ -2973,13 +2957,13 @@
                 <w:spacing w:val="-1"/>
                 <w:sz w:val="24"/>
               </w:rPr>
-              <w:t> </w:t>
-            </w:r>
-            <w:r>
-              <w:rPr>
-                <w:sz w:val="24"/>
-              </w:rPr>
-              <w:t>matrix </w:t>
+              <w:t xml:space="preserve"> </w:t>
+            </w:r>
+            <w:r>
+              <w:rPr>
+                <w:sz w:val="24"/>
+              </w:rPr>
+              <w:t xml:space="preserve">matrix </w:t>
             </w:r>
             <w:r>
               <w:rPr>
@@ -2993,7 +2977,7 @@
       </w:tr>
       <w:tr>
         <w:trPr>
-          <w:trHeight w:val="401" w:hRule="atLeast"/>
+          <w:trHeight w:val="401"/>
         </w:trPr>
         <w:tc>
           <w:tcPr>
@@ -3011,7 +2995,7 @@
               <w:rPr>
                 <w:sz w:val="24"/>
               </w:rPr>
-              <w:t>* </w:t>
+              <w:t xml:space="preserve">* </w:t>
             </w:r>
             <w:r>
               <w:rPr>
@@ -3045,7 +3029,7 @@
                 <w:spacing w:val="-3"/>
                 <w:sz w:val="24"/>
               </w:rPr>
-              <w:t> </w:t>
+              <w:t xml:space="preserve"> </w:t>
             </w:r>
             <w:r>
               <w:rPr>
@@ -3058,7 +3042,7 @@
                 <w:spacing w:val="-1"/>
                 <w:sz w:val="24"/>
               </w:rPr>
-              <w:t> </w:t>
+              <w:t xml:space="preserve"> </w:t>
             </w:r>
             <w:r>
               <w:rPr>
@@ -3071,7 +3055,7 @@
                 <w:spacing w:val="-1"/>
                 <w:sz w:val="24"/>
               </w:rPr>
-              <w:t> </w:t>
+              <w:t xml:space="preserve"> </w:t>
             </w:r>
             <w:r>
               <w:rPr>
@@ -3084,13 +3068,13 @@
                 <w:spacing w:val="-1"/>
                 <w:sz w:val="24"/>
               </w:rPr>
-              <w:t> </w:t>
-            </w:r>
-            <w:r>
-              <w:rPr>
-                <w:sz w:val="24"/>
-              </w:rPr>
-              <w:t>scalar </w:t>
+              <w:t xml:space="preserve"> </w:t>
+            </w:r>
+            <w:r>
+              <w:rPr>
+                <w:sz w:val="24"/>
+              </w:rPr>
+              <w:t xml:space="preserve">scalar </w:t>
             </w:r>
             <w:r>
               <w:rPr>
@@ -3104,7 +3088,7 @@
       </w:tr>
       <w:tr>
         <w:trPr>
-          <w:trHeight w:val="406" w:hRule="atLeast"/>
+          <w:trHeight w:val="406"/>
         </w:trPr>
         <w:tc>
           <w:tcPr>
@@ -3150,7 +3134,7 @@
                 <w:spacing w:val="-1"/>
                 <w:sz w:val="24"/>
               </w:rPr>
-              <w:t> </w:t>
+              <w:t xml:space="preserve"> </w:t>
             </w:r>
             <w:r>
               <w:rPr>
@@ -3163,7 +3147,7 @@
                 <w:spacing w:val="-1"/>
                 <w:sz w:val="24"/>
               </w:rPr>
-              <w:t> </w:t>
+              <w:t xml:space="preserve"> </w:t>
             </w:r>
             <w:r>
               <w:rPr>
@@ -3176,7 +3160,7 @@
                 <w:spacing w:val="-1"/>
                 <w:sz w:val="24"/>
               </w:rPr>
-              <w:t> </w:t>
+              <w:t xml:space="preserve"> </w:t>
             </w:r>
             <w:r>
               <w:rPr>
@@ -3189,7 +3173,7 @@
                 <w:spacing w:val="-1"/>
                 <w:sz w:val="24"/>
               </w:rPr>
-              <w:t> </w:t>
+              <w:t xml:space="preserve"> </w:t>
             </w:r>
             <w:r>
               <w:rPr>
@@ -3202,7 +3186,7 @@
                 <w:spacing w:val="-1"/>
                 <w:sz w:val="24"/>
               </w:rPr>
-              <w:t> </w:t>
+              <w:t xml:space="preserve"> </w:t>
             </w:r>
             <w:r>
               <w:rPr>
@@ -3215,7 +3199,7 @@
                 <w:spacing w:val="-1"/>
                 <w:sz w:val="24"/>
               </w:rPr>
-              <w:t> </w:t>
+              <w:t xml:space="preserve"> </w:t>
             </w:r>
             <w:r>
               <w:rPr>
@@ -3228,13 +3212,13 @@
                 <w:spacing w:val="-1"/>
                 <w:sz w:val="24"/>
               </w:rPr>
-              <w:t> </w:t>
-            </w:r>
-            <w:r>
-              <w:rPr>
-                <w:sz w:val="24"/>
-              </w:rPr>
-              <w:t>are </w:t>
+              <w:t xml:space="preserve"> </w:t>
+            </w:r>
+            <w:r>
+              <w:rPr>
+                <w:sz w:val="24"/>
+              </w:rPr>
+              <w:t xml:space="preserve">are </w:t>
             </w:r>
             <w:r>
               <w:rPr>
@@ -3248,7 +3232,7 @@
       </w:tr>
       <w:tr>
         <w:trPr>
-          <w:trHeight w:val="637" w:hRule="atLeast"/>
+          <w:trHeight w:val="637"/>
         </w:trPr>
         <w:tc>
           <w:tcPr>
@@ -3296,7 +3280,7 @@
                 <w:spacing w:val="-3"/>
                 <w:sz w:val="24"/>
               </w:rPr>
-              <w:t> </w:t>
+              <w:t xml:space="preserve"> </w:t>
             </w:r>
             <w:r>
               <w:rPr>
@@ -3309,7 +3293,7 @@
                 <w:spacing w:val="-2"/>
                 <w:sz w:val="24"/>
               </w:rPr>
-              <w:t> </w:t>
+              <w:t xml:space="preserve"> </w:t>
             </w:r>
             <w:r>
               <w:rPr>
@@ -3322,7 +3306,7 @@
                 <w:spacing w:val="-2"/>
                 <w:sz w:val="24"/>
               </w:rPr>
-              <w:t> </w:t>
+              <w:t xml:space="preserve"> </w:t>
             </w:r>
             <w:r>
               <w:rPr>
@@ -3335,7 +3319,7 @@
                 <w:spacing w:val="-2"/>
                 <w:sz w:val="24"/>
               </w:rPr>
-              <w:t> </w:t>
+              <w:t xml:space="preserve"> </w:t>
             </w:r>
             <w:r>
               <w:rPr>
@@ -3348,7 +3332,7 @@
                 <w:spacing w:val="-2"/>
                 <w:sz w:val="24"/>
               </w:rPr>
-              <w:t> </w:t>
+              <w:t xml:space="preserve"> </w:t>
             </w:r>
             <w:r>
               <w:rPr>
@@ -3361,7 +3345,7 @@
                 <w:spacing w:val="-2"/>
                 <w:sz w:val="24"/>
               </w:rPr>
-              <w:t> </w:t>
+              <w:t xml:space="preserve"> </w:t>
             </w:r>
             <w:r>
               <w:rPr>
@@ -3374,7 +3358,7 @@
                 <w:spacing w:val="-2"/>
                 <w:sz w:val="24"/>
               </w:rPr>
-              <w:t> </w:t>
+              <w:t xml:space="preserve"> </w:t>
             </w:r>
             <w:r>
               <w:rPr>
@@ -3387,7 +3371,7 @@
                 <w:spacing w:val="-2"/>
                 <w:sz w:val="24"/>
               </w:rPr>
-              <w:t> </w:t>
+              <w:t xml:space="preserve"> </w:t>
             </w:r>
             <w:r>
               <w:rPr>
@@ -3400,7 +3384,7 @@
                 <w:spacing w:val="-2"/>
                 <w:sz w:val="24"/>
               </w:rPr>
-              <w:t> </w:t>
+              <w:t xml:space="preserve"> </w:t>
             </w:r>
             <w:r>
               <w:rPr>
@@ -3413,7 +3397,7 @@
                 <w:spacing w:val="-2"/>
                 <w:sz w:val="24"/>
               </w:rPr>
-              <w:t> </w:t>
+              <w:t xml:space="preserve"> </w:t>
             </w:r>
             <w:r>
               <w:rPr>
@@ -3426,7 +3410,7 @@
                 <w:spacing w:val="-2"/>
                 <w:sz w:val="24"/>
               </w:rPr>
-              <w:t> </w:t>
+              <w:t xml:space="preserve"> </w:t>
             </w:r>
             <w:r>
               <w:rPr>
@@ -3439,7 +3423,7 @@
                 <w:spacing w:val="-2"/>
                 <w:sz w:val="24"/>
               </w:rPr>
-              <w:t> </w:t>
+              <w:t xml:space="preserve"> </w:t>
             </w:r>
             <w:r>
               <w:rPr>
@@ -3452,7 +3436,7 @@
                 <w:spacing w:val="-2"/>
                 <w:sz w:val="24"/>
               </w:rPr>
-              <w:t> </w:t>
+              <w:t xml:space="preserve"> </w:t>
             </w:r>
             <w:r>
               <w:rPr>
@@ -3465,7 +3449,7 @@
                 <w:spacing w:val="-2"/>
                 <w:sz w:val="24"/>
               </w:rPr>
-              <w:t> </w:t>
+              <w:t xml:space="preserve"> </w:t>
             </w:r>
             <w:r>
               <w:rPr>
@@ -3478,7 +3462,7 @@
                 <w:spacing w:val="-2"/>
                 <w:sz w:val="24"/>
               </w:rPr>
-              <w:t> </w:t>
+              <w:t xml:space="preserve"> </w:t>
             </w:r>
             <w:r>
               <w:rPr>
@@ -3491,7 +3475,7 @@
                 <w:spacing w:val="-2"/>
                 <w:sz w:val="24"/>
               </w:rPr>
-              <w:t> </w:t>
+              <w:t xml:space="preserve"> </w:t>
             </w:r>
             <w:r>
               <w:rPr>
@@ -3504,7 +3488,7 @@
                 <w:spacing w:val="-2"/>
                 <w:sz w:val="24"/>
               </w:rPr>
-              <w:t> </w:t>
+              <w:t xml:space="preserve"> </w:t>
             </w:r>
             <w:r>
               <w:rPr>
@@ -3517,7 +3501,7 @@
                 <w:spacing w:val="-2"/>
                 <w:sz w:val="24"/>
               </w:rPr>
-              <w:t> </w:t>
+              <w:t xml:space="preserve"> </w:t>
             </w:r>
             <w:r>
               <w:rPr>
@@ -3530,7 +3514,7 @@
                 <w:spacing w:val="-2"/>
                 <w:sz w:val="24"/>
               </w:rPr>
-              <w:t> </w:t>
+              <w:t xml:space="preserve"> </w:t>
             </w:r>
             <w:r>
               <w:rPr>
@@ -3543,13 +3527,13 @@
                 <w:spacing w:val="-2"/>
                 <w:sz w:val="24"/>
               </w:rPr>
-              <w:t> </w:t>
-            </w:r>
-            <w:r>
-              <w:rPr>
-                <w:sz w:val="24"/>
-              </w:rPr>
-              <w:t>right </w:t>
+              <w:t xml:space="preserve"> </w:t>
+            </w:r>
+            <w:r>
+              <w:rPr>
+                <w:sz w:val="24"/>
+              </w:rPr>
+              <w:t xml:space="preserve">right </w:t>
             </w:r>
             <w:r>
               <w:rPr>
@@ -3563,7 +3547,7 @@
       </w:tr>
       <w:tr>
         <w:trPr>
-          <w:trHeight w:val="757" w:hRule="atLeast"/>
+          <w:trHeight w:val="757"/>
         </w:trPr>
         <w:tc>
           <w:tcPr>
@@ -3611,7 +3595,7 @@
                 <w:spacing w:val="-3"/>
                 <w:sz w:val="24"/>
               </w:rPr>
-              <w:t> </w:t>
+              <w:t xml:space="preserve"> </w:t>
             </w:r>
             <w:r>
               <w:rPr>
@@ -3624,7 +3608,7 @@
                 <w:spacing w:val="-3"/>
                 <w:sz w:val="24"/>
               </w:rPr>
-              <w:t> </w:t>
+              <w:t xml:space="preserve"> </w:t>
             </w:r>
             <w:r>
               <w:rPr>
@@ -3637,7 +3621,7 @@
                 <w:spacing w:val="-3"/>
                 <w:sz w:val="24"/>
               </w:rPr>
-              <w:t> </w:t>
+              <w:t xml:space="preserve"> </w:t>
             </w:r>
             <w:r>
               <w:rPr>
@@ -3650,7 +3634,7 @@
                 <w:spacing w:val="-3"/>
                 <w:sz w:val="24"/>
               </w:rPr>
-              <w:t> </w:t>
+              <w:t xml:space="preserve"> </w:t>
             </w:r>
             <w:r>
               <w:rPr>
@@ -3663,7 +3647,7 @@
                 <w:spacing w:val="-3"/>
                 <w:sz w:val="24"/>
               </w:rPr>
-              <w:t> </w:t>
+              <w:t xml:space="preserve"> </w:t>
             </w:r>
             <w:r>
               <w:rPr>
@@ -3676,7 +3660,7 @@
                 <w:spacing w:val="-3"/>
                 <w:sz w:val="24"/>
               </w:rPr>
-              <w:t> </w:t>
+              <w:t xml:space="preserve"> </w:t>
             </w:r>
             <w:r>
               <w:rPr>
@@ -3689,7 +3673,7 @@
                 <w:spacing w:val="-3"/>
                 <w:sz w:val="24"/>
               </w:rPr>
-              <w:t> </w:t>
+              <w:t xml:space="preserve"> </w:t>
             </w:r>
             <w:r>
               <w:rPr>
@@ -3702,7 +3686,7 @@
                 <w:spacing w:val="-3"/>
                 <w:sz w:val="24"/>
               </w:rPr>
-              <w:t> </w:t>
+              <w:t xml:space="preserve"> </w:t>
             </w:r>
             <w:r>
               <w:rPr>
@@ -3715,7 +3699,7 @@
                 <w:spacing w:val="-3"/>
                 <w:sz w:val="24"/>
               </w:rPr>
-              <w:t> </w:t>
+              <w:t xml:space="preserve"> </w:t>
             </w:r>
             <w:r>
               <w:rPr>
@@ -3728,7 +3712,7 @@
                 <w:spacing w:val="-3"/>
                 <w:sz w:val="24"/>
               </w:rPr>
-              <w:t> </w:t>
+              <w:t xml:space="preserve"> </w:t>
             </w:r>
             <w:r>
               <w:rPr>
@@ -3741,7 +3725,7 @@
                 <w:spacing w:val="-3"/>
                 <w:sz w:val="24"/>
               </w:rPr>
-              <w:t> </w:t>
+              <w:t xml:space="preserve"> </w:t>
             </w:r>
             <w:r>
               <w:rPr>
@@ -3754,7 +3738,7 @@
                 <w:spacing w:val="-3"/>
                 <w:sz w:val="24"/>
               </w:rPr>
-              <w:t> </w:t>
+              <w:t xml:space="preserve"> </w:t>
             </w:r>
             <w:r>
               <w:rPr>
@@ -3767,7 +3751,7 @@
                 <w:spacing w:val="-3"/>
                 <w:sz w:val="24"/>
               </w:rPr>
-              <w:t> </w:t>
+              <w:t xml:space="preserve"> </w:t>
             </w:r>
             <w:r>
               <w:rPr>
@@ -3780,7 +3764,7 @@
                 <w:spacing w:val="-3"/>
                 <w:sz w:val="24"/>
               </w:rPr>
-              <w:t> </w:t>
+              <w:t xml:space="preserve"> </w:t>
             </w:r>
             <w:r>
               <w:rPr>
@@ -3793,13 +3777,13 @@
                 <w:spacing w:val="-3"/>
                 <w:sz w:val="24"/>
               </w:rPr>
-              <w:t> </w:t>
-            </w:r>
-            <w:r>
-              <w:rPr>
-                <w:sz w:val="24"/>
-              </w:rPr>
-              <w:t>grid </w:t>
+              <w:t xml:space="preserve"> </w:t>
+            </w:r>
+            <w:r>
+              <w:rPr>
+                <w:sz w:val="24"/>
+              </w:rPr>
+              <w:t xml:space="preserve">grid </w:t>
             </w:r>
             <w:r>
               <w:rPr>
@@ -3813,7 +3797,7 @@
       </w:tr>
       <w:tr>
         <w:trPr>
-          <w:trHeight w:val="747" w:hRule="atLeast"/>
+          <w:trHeight w:val="747"/>
         </w:trPr>
         <w:tc>
           <w:tcPr>
@@ -3824,11 +3808,31 @@
               <w:pStyle w:val="TableParagraph"/>
               <w:spacing w:before="0"/>
               <w:ind w:left="0"/>
+              <w:jc w:val="center"/>
+              <w:rPr>
+                <w:color w:val="FFFFFF" w:themeColor="background1"/>
+                <w:spacing w:val="-5"/>
+                <w:sz w:val="24"/>
+              </w:rPr>
+            </w:pPr>
+          </w:p>
+          <w:p>
+            <w:pPr>
+              <w:pStyle w:val="TableParagraph"/>
+              <w:spacing w:before="0"/>
+              <w:ind w:left="0"/>
+              <w:jc w:val="center"/>
               <w:rPr>
                 <w:rFonts w:ascii="Times New Roman"/>
-                <w:sz w:val="22"/>
               </w:rPr>
             </w:pPr>
+            <w:r>
+              <w:rPr>
+                <w:spacing w:val="-5"/>
+                <w:sz w:val="24"/>
+              </w:rPr>
+              <w:t>!</w:t>
+            </w:r>
           </w:p>
         </w:tc>
         <w:tc>
@@ -3848,14 +3852,20 @@
               <w:rPr>
                 <w:sz w:val="24"/>
               </w:rPr>
-              <w:t>Overload</w:t>
+              <w:t>O</w:t>
+            </w:r>
+            <w:r>
+              <w:rPr>
+                <w:sz w:val="24"/>
+              </w:rPr>
+              <w:t>verload</w:t>
             </w:r>
             <w:r>
               <w:rPr>
                 <w:spacing w:val="-1"/>
                 <w:sz w:val="24"/>
               </w:rPr>
-              <w:t> </w:t>
+              <w:t xml:space="preserve"> </w:t>
             </w:r>
             <w:r>
               <w:rPr>
@@ -3868,7 +3878,7 @@
                 <w:spacing w:val="-1"/>
                 <w:sz w:val="24"/>
               </w:rPr>
-              <w:t> </w:t>
+              <w:t xml:space="preserve"> </w:t>
             </w:r>
             <w:r>
               <w:rPr>
@@ -3881,7 +3891,7 @@
                 <w:spacing w:val="-1"/>
                 <w:sz w:val="24"/>
               </w:rPr>
-              <w:t> </w:t>
+              <w:t xml:space="preserve"> </w:t>
             </w:r>
             <w:r>
               <w:rPr>
@@ -3894,7 +3904,7 @@
                 <w:spacing w:val="-1"/>
                 <w:sz w:val="24"/>
               </w:rPr>
-              <w:t> </w:t>
+              <w:t xml:space="preserve"> </w:t>
             </w:r>
             <w:r>
               <w:rPr>
@@ -3907,7 +3917,7 @@
                 <w:spacing w:val="-1"/>
                 <w:sz w:val="24"/>
               </w:rPr>
-              <w:t> </w:t>
+              <w:t xml:space="preserve"> </w:t>
             </w:r>
             <w:r>
               <w:rPr>
@@ -3920,7 +3930,7 @@
                 <w:spacing w:val="-1"/>
                 <w:sz w:val="24"/>
               </w:rPr>
-              <w:t> </w:t>
+              <w:t xml:space="preserve"> </w:t>
             </w:r>
             <w:r>
               <w:rPr>
@@ -3933,7 +3943,7 @@
                 <w:spacing w:val="-3"/>
                 <w:sz w:val="24"/>
               </w:rPr>
-              <w:t> </w:t>
+              <w:t xml:space="preserve"> </w:t>
             </w:r>
             <w:r>
               <w:rPr>
@@ -3946,7 +3956,7 @@
                 <w:spacing w:val="-2"/>
                 <w:sz w:val="24"/>
               </w:rPr>
-              <w:t> </w:t>
+              <w:t xml:space="preserve"> </w:t>
             </w:r>
             <w:r>
               <w:rPr>
@@ -3959,7 +3969,7 @@
                 <w:spacing w:val="-1"/>
                 <w:sz w:val="24"/>
               </w:rPr>
-              <w:t> </w:t>
+              <w:t xml:space="preserve"> </w:t>
             </w:r>
             <w:r>
               <w:rPr>
@@ -3972,7 +3982,7 @@
                 <w:spacing w:val="-1"/>
                 <w:sz w:val="24"/>
               </w:rPr>
-              <w:t> </w:t>
+              <w:t xml:space="preserve"> </w:t>
             </w:r>
             <w:r>
               <w:rPr>
@@ -3985,7 +3995,7 @@
                 <w:spacing w:val="-1"/>
                 <w:sz w:val="24"/>
               </w:rPr>
-              <w:t> </w:t>
+              <w:t xml:space="preserve"> </w:t>
             </w:r>
             <w:r>
               <w:rPr>
@@ -3998,7 +4008,7 @@
                 <w:spacing w:val="-2"/>
                 <w:sz w:val="24"/>
               </w:rPr>
-              <w:t> </w:t>
+              <w:t xml:space="preserve"> </w:t>
             </w:r>
             <w:r>
               <w:rPr>
@@ -4011,7 +4021,7 @@
                 <w:spacing w:val="-1"/>
                 <w:sz w:val="24"/>
               </w:rPr>
-              <w:t> </w:t>
+              <w:t xml:space="preserve"> </w:t>
             </w:r>
             <w:r>
               <w:rPr>
@@ -4024,7 +4034,7 @@
                 <w:spacing w:val="-1"/>
                 <w:sz w:val="24"/>
               </w:rPr>
-              <w:t> </w:t>
+              <w:t xml:space="preserve"> </w:t>
             </w:r>
             <w:r>
               <w:rPr>
@@ -4037,13 +4047,13 @@
                 <w:spacing w:val="-1"/>
                 <w:sz w:val="24"/>
               </w:rPr>
-              <w:t> </w:t>
-            </w:r>
-            <w:r>
-              <w:rPr>
-                <w:sz w:val="24"/>
-              </w:rPr>
-              <w:t>or </w:t>
+              <w:t xml:space="preserve"> </w:t>
+            </w:r>
+            <w:r>
+              <w:rPr>
+                <w:sz w:val="24"/>
+              </w:rPr>
+              <w:t xml:space="preserve">or </w:t>
             </w:r>
             <w:r>
               <w:rPr>
@@ -4057,7 +4067,7 @@
       </w:tr>
       <w:tr>
         <w:trPr>
-          <w:trHeight w:val="404" w:hRule="atLeast"/>
+          <w:trHeight w:val="404"/>
         </w:trPr>
         <w:tc>
           <w:tcPr>
@@ -4082,7 +4092,7 @@
                 <w:spacing w:val="-1"/>
                 <w:sz w:val="24"/>
               </w:rPr>
-              <w:t> </w:t>
+              <w:t xml:space="preserve"> </w:t>
             </w:r>
             <w:r>
               <w:rPr>
@@ -4122,7 +4132,7 @@
                 <w:spacing w:val="-1"/>
                 <w:sz w:val="24"/>
               </w:rPr>
-              <w:t> </w:t>
+              <w:t xml:space="preserve"> </w:t>
             </w:r>
             <w:r>
               <w:rPr>
@@ -4135,7 +4145,7 @@
                 <w:spacing w:val="-1"/>
                 <w:sz w:val="24"/>
               </w:rPr>
-              <w:t> </w:t>
+              <w:t xml:space="preserve"> </w:t>
             </w:r>
             <w:r>
               <w:rPr>
@@ -4148,7 +4158,7 @@
                 <w:spacing w:val="-1"/>
                 <w:sz w:val="24"/>
               </w:rPr>
-              <w:t> </w:t>
+              <w:t xml:space="preserve"> </w:t>
             </w:r>
             <w:r>
               <w:rPr>
@@ -4161,7 +4171,7 @@
                 <w:spacing w:val="-1"/>
                 <w:sz w:val="24"/>
               </w:rPr>
-              <w:t> </w:t>
+              <w:t xml:space="preserve"> </w:t>
             </w:r>
             <w:r>
               <w:rPr>
@@ -4174,7 +4184,7 @@
                 <w:spacing w:val="-1"/>
                 <w:sz w:val="24"/>
               </w:rPr>
-              <w:t> </w:t>
+              <w:t xml:space="preserve"> </w:t>
             </w:r>
             <w:r>
               <w:rPr>
@@ -4187,7 +4197,7 @@
                 <w:spacing w:val="-1"/>
                 <w:sz w:val="24"/>
               </w:rPr>
-              <w:t> </w:t>
+              <w:t xml:space="preserve"> </w:t>
             </w:r>
             <w:r>
               <w:rPr>
@@ -4209,14 +4219,14 @@
     <w:p>
       <w:pPr>
         <w:pStyle w:val="TableParagraph"/>
-        <w:spacing w:after="0"/>
         <w:rPr>
           <w:sz w:val="24"/>
         </w:rPr>
         <w:sectPr>
           <w:type w:val="continuous"/>
           <w:pgSz w:w="12240" w:h="15840"/>
-          <w:pgMar w:top="700" w:bottom="280" w:left="720" w:right="360"/>
+          <w:pgMar w:top="700" w:right="360" w:bottom="280" w:left="720" w:header="720" w:footer="720" w:gutter="0"/>
+          <w:cols w:space="720"/>
         </w:sectPr>
       </w:pPr>
     </w:p>
@@ -4224,25 +4234,79 @@
       <w:pPr>
         <w:pStyle w:val="BodyText"/>
         <w:spacing w:before="4"/>
-        <w:rPr>
-          <w:sz w:val="16"/>
-        </w:rPr>
       </w:pPr>
+    </w:p>
+    <w:p>
+      <w:pPr>
+        <w:pStyle w:val="BodyText"/>
+        <w:spacing w:before="4"/>
+        <w:rPr>
+          <w:rFonts w:ascii="Times New Roman" w:hAnsi="Times New Roman" w:cs="Times New Roman"/>
+        </w:rPr>
+      </w:pPr>
+      <w:r>
+        <w:rPr>
+          <w:rFonts w:ascii="Times New Roman" w:hAnsi="Times New Roman" w:cs="Times New Roman"/>
+        </w:rPr>
+        <w:t xml:space="preserve">All required are working properly. For the identity operator the unary operator “!” was used. </w:t>
+      </w:r>
+      <w:bookmarkStart w:id="0" w:name="_GoBack"/>
+      <w:bookmarkEnd w:id="0"/>
     </w:p>
     <w:sectPr>
       <w:pgSz w:w="12240" w:h="15840"/>
-      <w:pgMar w:top="1820" w:bottom="280" w:left="720" w:right="360"/>
+      <w:pgMar w:top="1820" w:right="360" w:bottom="280" w:left="720" w:header="720" w:footer="720" w:gutter="0"/>
+      <w:cols w:space="720"/>
     </w:sectPr>
   </w:body>
 </w:document>
 </file>
 
+<file path=word/endnotes.xml><?xml version="1.0" encoding="utf-8"?>
+<w:endnotes xmlns:wpc="http://schemas.microsoft.com/office/word/2010/wordprocessingCanvas" xmlns:cx="http://schemas.microsoft.com/office/drawing/2014/chartex" xmlns:mc="http://schemas.openxmlformats.org/markup-compatibility/2006" xmlns:o="urn:schemas-microsoft-com:office:office" xmlns:r="http://schemas.openxmlformats.org/officeDocument/2006/relationships" xmlns:m="http://schemas.openxmlformats.org/officeDocument/2006/math" xmlns:v="urn:schemas-microsoft-com:vml" xmlns:wp14="http://schemas.microsoft.com/office/word/2010/wordprocessingDrawing" xmlns:wp="http://schemas.openxmlformats.org/drawingml/2006/wordprocessingDrawing" xmlns:w10="urn:schemas-microsoft-com:office:word" xmlns:w="http://schemas.openxmlformats.org/wordprocessingml/2006/main" xmlns:w14="http://schemas.microsoft.com/office/word/2010/wordml" xmlns:w15="http://schemas.microsoft.com/office/word/2012/wordml" xmlns:w16se="http://schemas.microsoft.com/office/word/2015/wordml/symex" xmlns:wpg="http://schemas.microsoft.com/office/word/2010/wordprocessingGroup" xmlns:wpi="http://schemas.microsoft.com/office/word/2010/wordprocessingInk" xmlns:wne="http://schemas.microsoft.com/office/word/2006/wordml" xmlns:wps="http://schemas.microsoft.com/office/word/2010/wordprocessingShape" mc:Ignorable="w14 w15 w16se wp14">
+  <w:endnote w:type="separator" w:id="-1">
+    <w:p>
+      <w:r>
+        <w:separator/>
+      </w:r>
+    </w:p>
+  </w:endnote>
+  <w:endnote w:type="continuationSeparator" w:id="0">
+    <w:p>
+      <w:r>
+        <w:continuationSeparator/>
+      </w:r>
+    </w:p>
+  </w:endnote>
+</w:endnotes>
+</file>
+
+<file path=word/footnotes.xml><?xml version="1.0" encoding="utf-8"?>
+<w:footnotes xmlns:wpc="http://schemas.microsoft.com/office/word/2010/wordprocessingCanvas" xmlns:cx="http://schemas.microsoft.com/office/drawing/2014/chartex" xmlns:mc="http://schemas.openxmlformats.org/markup-compatibility/2006" xmlns:o="urn:schemas-microsoft-com:office:office" xmlns:r="http://schemas.openxmlformats.org/officeDocument/2006/relationships" xmlns:m="http://schemas.openxmlformats.org/officeDocument/2006/math" xmlns:v="urn:schemas-microsoft-com:vml" xmlns:wp14="http://schemas.microsoft.com/office/word/2010/wordprocessingDrawing" xmlns:wp="http://schemas.openxmlformats.org/drawingml/2006/wordprocessingDrawing" xmlns:w10="urn:schemas-microsoft-com:office:word" xmlns:w="http://schemas.openxmlformats.org/wordprocessingml/2006/main" xmlns:w14="http://schemas.microsoft.com/office/word/2010/wordml" xmlns:w15="http://schemas.microsoft.com/office/word/2012/wordml" xmlns:w16se="http://schemas.microsoft.com/office/word/2015/wordml/symex" xmlns:wpg="http://schemas.microsoft.com/office/word/2010/wordprocessingGroup" xmlns:wpi="http://schemas.microsoft.com/office/word/2010/wordprocessingInk" xmlns:wne="http://schemas.microsoft.com/office/word/2006/wordml" xmlns:wps="http://schemas.microsoft.com/office/word/2010/wordprocessingShape" mc:Ignorable="w14 w15 w16se wp14">
+  <w:footnote w:type="separator" w:id="-1">
+    <w:p>
+      <w:r>
+        <w:separator/>
+      </w:r>
+    </w:p>
+  </w:footnote>
+  <w:footnote w:type="continuationSeparator" w:id="0">
+    <w:p>
+      <w:r>
+        <w:continuationSeparator/>
+      </w:r>
+    </w:p>
+  </w:footnote>
+</w:footnotes>
+</file>
+
 <file path=word/numbering.xml><?xml version="1.0" encoding="utf-8"?>
-<w:numbering xmlns:ve="http://schemas.openxmlformats.org/markup-compatibility/2006" xmlns:o="urn:schemas-microsoft-com:office:office" xmlns:r="http://schemas.openxmlformats.org/officeDocument/2006/relationships" xmlns:m="http://schemas.openxmlformats.org/officeDocument/2006/math" xmlns:v="urn:schemas-microsoft-com:vml" xmlns:wp="http://schemas.openxmlformats.org/drawingml/2006/wordprocessingDrawing" xmlns:w10="urn:schemas-microsoft-com:office:word" xmlns:w="http://schemas.openxmlformats.org/wordprocessingml/2006/main" xmlns:wne="http://schemas.microsoft.com/office/word/2006/wordml">
-  <w:abstractNum w:abstractNumId="0">
+<w:numbering xmlns:wpc="http://schemas.microsoft.com/office/word/2010/wordprocessingCanvas" xmlns:cx="http://schemas.microsoft.com/office/drawing/2014/chartex" xmlns:mc="http://schemas.openxmlformats.org/markup-compatibility/2006" xmlns:o="urn:schemas-microsoft-com:office:office" xmlns:r="http://schemas.openxmlformats.org/officeDocument/2006/relationships" xmlns:m="http://schemas.openxmlformats.org/officeDocument/2006/math" xmlns:v="urn:schemas-microsoft-com:vml" xmlns:wp14="http://schemas.microsoft.com/office/word/2010/wordprocessingDrawing" xmlns:wp="http://schemas.openxmlformats.org/drawingml/2006/wordprocessingDrawing" xmlns:w10="urn:schemas-microsoft-com:office:word" xmlns:w="http://schemas.openxmlformats.org/wordprocessingml/2006/main" xmlns:w14="http://schemas.microsoft.com/office/word/2010/wordml" xmlns:w15="http://schemas.microsoft.com/office/word/2012/wordml" xmlns:w16se="http://schemas.microsoft.com/office/word/2015/wordml/symex" xmlns:wpg="http://schemas.microsoft.com/office/word/2010/wordprocessingGroup" xmlns:wpi="http://schemas.microsoft.com/office/word/2010/wordprocessingInk" xmlns:wne="http://schemas.microsoft.com/office/word/2006/wordml" xmlns:wps="http://schemas.microsoft.com/office/word/2010/wordprocessingShape" mc:Ignorable="w14 w15 w16se wp14">
+  <w:abstractNum w:abstractNumId="0" w15:restartNumberingAfterBreak="0">
+    <w:nsid w:val="4A6E2B68"/>
     <w:multiLevelType w:val="hybridMultilevel"/>
-    <w:lvl w:ilvl="0">
-      <w:start w:val="0"/>
+    <w:tmpl w:val="C28608E8"/>
+    <w:lvl w:ilvl="0" w:tplc="2A704F32">
       <w:numFmt w:val="bullet"/>
       <w:lvlText w:val=""/>
       <w:lvlJc w:val="left"/>
@@ -4250,7 +4314,7 @@
         <w:ind w:left="720" w:hanging="360"/>
       </w:pPr>
       <w:rPr>
-        <w:rFonts w:hint="default" w:ascii="Wingdings" w:hAnsi="Wingdings" w:eastAsia="Wingdings" w:cs="Wingdings"/>
+        <w:rFonts w:ascii="Wingdings" w:eastAsia="Wingdings" w:hAnsi="Wingdings" w:cs="Wingdings" w:hint="default"/>
         <w:b w:val="0"/>
         <w:bCs w:val="0"/>
         <w:i w:val="0"/>
@@ -4262,8 +4326,7 @@
         <w:lang w:val="en-US" w:eastAsia="en-US" w:bidi="ar-SA"/>
       </w:rPr>
     </w:lvl>
-    <w:lvl w:ilvl="1">
-      <w:start w:val="0"/>
+    <w:lvl w:ilvl="1" w:tplc="888E1F80">
       <w:numFmt w:val="bullet"/>
       <w:lvlText w:val="o"/>
       <w:lvlJc w:val="left"/>
@@ -4271,7 +4334,7 @@
         <w:ind w:left="1440" w:hanging="360"/>
       </w:pPr>
       <w:rPr>
-        <w:rFonts w:hint="default" w:ascii="Courier New" w:hAnsi="Courier New" w:eastAsia="Courier New" w:cs="Courier New"/>
+        <w:rFonts w:ascii="Courier New" w:eastAsia="Courier New" w:hAnsi="Courier New" w:cs="Courier New" w:hint="default"/>
         <w:b w:val="0"/>
         <w:bCs w:val="0"/>
         <w:i w:val="0"/>
@@ -4283,8 +4346,7 @@
         <w:lang w:val="en-US" w:eastAsia="en-US" w:bidi="ar-SA"/>
       </w:rPr>
     </w:lvl>
-    <w:lvl w:ilvl="2">
-      <w:start w:val="0"/>
+    <w:lvl w:ilvl="2" w:tplc="D556F498">
       <w:numFmt w:val="bullet"/>
       <w:lvlText w:val="•"/>
       <w:lvlJc w:val="left"/>
@@ -4296,8 +4358,7 @@
         <w:lang w:val="en-US" w:eastAsia="en-US" w:bidi="ar-SA"/>
       </w:rPr>
     </w:lvl>
-    <w:lvl w:ilvl="3">
-      <w:start w:val="0"/>
+    <w:lvl w:ilvl="3" w:tplc="0BA8AC9E">
       <w:numFmt w:val="bullet"/>
       <w:lvlText w:val="•"/>
       <w:lvlJc w:val="left"/>
@@ -4309,8 +4370,7 @@
         <w:lang w:val="en-US" w:eastAsia="en-US" w:bidi="ar-SA"/>
       </w:rPr>
     </w:lvl>
-    <w:lvl w:ilvl="4">
-      <w:start w:val="0"/>
+    <w:lvl w:ilvl="4" w:tplc="DF3E1188">
       <w:numFmt w:val="bullet"/>
       <w:lvlText w:val="•"/>
       <w:lvlJc w:val="left"/>
@@ -4322,8 +4382,7 @@
         <w:lang w:val="en-US" w:eastAsia="en-US" w:bidi="ar-SA"/>
       </w:rPr>
     </w:lvl>
-    <w:lvl w:ilvl="5">
-      <w:start w:val="0"/>
+    <w:lvl w:ilvl="5" w:tplc="14C4F284">
       <w:numFmt w:val="bullet"/>
       <w:lvlText w:val="•"/>
       <w:lvlJc w:val="left"/>
@@ -4335,8 +4394,7 @@
         <w:lang w:val="en-US" w:eastAsia="en-US" w:bidi="ar-SA"/>
       </w:rPr>
     </w:lvl>
-    <w:lvl w:ilvl="6">
-      <w:start w:val="0"/>
+    <w:lvl w:ilvl="6" w:tplc="797C1AA0">
       <w:numFmt w:val="bullet"/>
       <w:lvlText w:val="•"/>
       <w:lvlJc w:val="left"/>
@@ -4348,8 +4406,7 @@
         <w:lang w:val="en-US" w:eastAsia="en-US" w:bidi="ar-SA"/>
       </w:rPr>
     </w:lvl>
-    <w:lvl w:ilvl="7">
-      <w:start w:val="0"/>
+    <w:lvl w:ilvl="7" w:tplc="E92E3408">
       <w:numFmt w:val="bullet"/>
       <w:lvlText w:val="•"/>
       <w:lvlJc w:val="left"/>
@@ -4361,8 +4418,7 @@
         <w:lang w:val="en-US" w:eastAsia="en-US" w:bidi="ar-SA"/>
       </w:rPr>
     </w:lvl>
-    <w:lvl w:ilvl="8">
-      <w:start w:val="0"/>
+    <w:lvl w:ilvl="8" w:tplc="6A76B712">
       <w:numFmt w:val="bullet"/>
       <w:lvlText w:val="•"/>
       <w:lvlJc w:val="left"/>
@@ -4382,14 +4438,14 @@
 </file>
 
 <file path=word/styles.xml><?xml version="1.0" encoding="utf-8"?>
-<w:styles xmlns:r="http://schemas.openxmlformats.org/officeDocument/2006/relationships" xmlns:w="http://schemas.openxmlformats.org/wordprocessingml/2006/main">
+<w:styles xmlns:mc="http://schemas.openxmlformats.org/markup-compatibility/2006" xmlns:r="http://schemas.openxmlformats.org/officeDocument/2006/relationships" xmlns:w="http://schemas.openxmlformats.org/wordprocessingml/2006/main" xmlns:w14="http://schemas.microsoft.com/office/word/2010/wordml" xmlns:w15="http://schemas.microsoft.com/office/word/2012/wordml" xmlns:w16se="http://schemas.microsoft.com/office/word/2015/wordml/symex" mc:Ignorable="w14 w15 w16se">
   <w:docDefaults>
     <w:rPrDefault>
       <w:rPr>
-        <w:rFonts w:cstheme="minorBidi" w:hAnsiTheme="minorHAnsi" w:eastAsiaTheme="minorHAnsi" w:asciiTheme="minorHAnsi"/>
+        <w:rFonts w:asciiTheme="minorHAnsi" w:eastAsiaTheme="minorHAnsi" w:hAnsiTheme="minorHAnsi" w:cstheme="minorBidi"/>
         <w:sz w:val="22"/>
         <w:szCs w:val="22"/>
-        <w:lang w:val="en-US" w:bidi="ar-SA" w:eastAsia="en-US"/>
+        <w:lang w:val="en-US" w:eastAsia="en-US" w:bidi="ar-SA"/>
       </w:rPr>
     </w:rPrDefault>
     <w:pPrDefault>
@@ -4397,81 +4453,443 @@
         <w:widowControl w:val="0"/>
         <w:autoSpaceDE w:val="0"/>
         <w:autoSpaceDN w:val="0"/>
-        <w:spacing w:lineRule="auto" w:line="240" w:before="0" w:after="0"/>
-        <w:ind w:left="0" w:right="0"/>
-        <w:jc w:val="left"/>
       </w:pPr>
     </w:pPrDefault>
   </w:docDefaults>
-  <w:style w:styleId="DefaultParagraphFont" w:default="1" w:type="character">
-    <w:name w:val="Default Paragraph Font"/>
-    <w:uiPriority w:val="1"/>
-    <w:semiHidden/>
-    <w:unhideWhenUsed/>
-  </w:style>
-  <w:style w:styleId="TableNormal" w:default="1" w:type="table">
-    <w:name w:val="Table Normal"/>
-    <w:uiPriority w:val="2"/>
-    <w:semiHidden/>
-    <w:unhideWhenUsed/>
-    <w:qFormat/>
-    <w:tblPr>
-      <w:tblInd w:w="0" w:type="dxa"/>
-      <w:tblCellMar>
-        <w:top w:w="0" w:type="dxa"/>
-        <w:left w:w="0" w:type="dxa"/>
-        <w:bottom w:w="0" w:type="dxa"/>
-        <w:right w:w="0" w:type="dxa"/>
-      </w:tblCellMar>
-    </w:tblPr>
-  </w:style>
-  <w:style w:styleId="NoList" w:default="1" w:type="numbering">
-    <w:name w:val="No List"/>
-    <w:uiPriority w:val="99"/>
-    <w:semiHidden/>
-    <w:unhideWhenUsed/>
-  </w:style>
-  <w:style w:default="1" w:styleId="Normal" w:type="paragraph">
+  <w:latentStyles w:defLockedState="0" w:defUIPriority="99" w:defSemiHidden="0" w:defUnhideWhenUsed="0" w:defQFormat="0" w:count="371">
+    <w:lsdException w:name="Normal" w:uiPriority="0" w:qFormat="1"/>
+    <w:lsdException w:name="heading 1" w:uiPriority="9" w:qFormat="1"/>
+    <w:lsdException w:name="heading 2" w:semiHidden="1" w:uiPriority="9" w:unhideWhenUsed="1" w:qFormat="1"/>
+    <w:lsdException w:name="heading 3" w:semiHidden="1" w:uiPriority="9" w:unhideWhenUsed="1" w:qFormat="1"/>
+    <w:lsdException w:name="heading 4" w:semiHidden="1" w:uiPriority="9" w:unhideWhenUsed="1" w:qFormat="1"/>
+    <w:lsdException w:name="heading 5" w:semiHidden="1" w:uiPriority="9" w:unhideWhenUsed="1" w:qFormat="1"/>
+    <w:lsdException w:name="heading 6" w:semiHidden="1" w:uiPriority="9" w:unhideWhenUsed="1" w:qFormat="1"/>
+    <w:lsdException w:name="heading 7" w:semiHidden="1" w:uiPriority="9" w:unhideWhenUsed="1" w:qFormat="1"/>
+    <w:lsdException w:name="heading 8" w:semiHidden="1" w:uiPriority="9" w:unhideWhenUsed="1" w:qFormat="1"/>
+    <w:lsdException w:name="heading 9" w:semiHidden="1" w:uiPriority="9" w:unhideWhenUsed="1" w:qFormat="1"/>
+    <w:lsdException w:name="index 1" w:semiHidden="1" w:unhideWhenUsed="1"/>
+    <w:lsdException w:name="index 2" w:semiHidden="1" w:unhideWhenUsed="1"/>
+    <w:lsdException w:name="index 3" w:semiHidden="1" w:unhideWhenUsed="1"/>
+    <w:lsdException w:name="index 4" w:semiHidden="1" w:unhideWhenUsed="1"/>
+    <w:lsdException w:name="index 5" w:semiHidden="1" w:unhideWhenUsed="1"/>
+    <w:lsdException w:name="index 6" w:semiHidden="1" w:unhideWhenUsed="1"/>
+    <w:lsdException w:name="index 7" w:semiHidden="1" w:unhideWhenUsed="1"/>
+    <w:lsdException w:name="index 8" w:semiHidden="1" w:unhideWhenUsed="1"/>
+    <w:lsdException w:name="index 9" w:semiHidden="1" w:unhideWhenUsed="1"/>
+    <w:lsdException w:name="toc 1" w:semiHidden="1" w:uiPriority="39" w:unhideWhenUsed="1"/>
+    <w:lsdException w:name="toc 2" w:semiHidden="1" w:uiPriority="39" w:unhideWhenUsed="1"/>
+    <w:lsdException w:name="toc 3" w:semiHidden="1" w:uiPriority="39" w:unhideWhenUsed="1"/>
+    <w:lsdException w:name="toc 4" w:semiHidden="1" w:uiPriority="39" w:unhideWhenUsed="1"/>
+    <w:lsdException w:name="toc 5" w:semiHidden="1" w:uiPriority="39" w:unhideWhenUsed="1"/>
+    <w:lsdException w:name="toc 6" w:semiHidden="1" w:uiPriority="39" w:unhideWhenUsed="1"/>
+    <w:lsdException w:name="toc 7" w:semiHidden="1" w:uiPriority="39" w:unhideWhenUsed="1"/>
+    <w:lsdException w:name="toc 8" w:semiHidden="1" w:uiPriority="39" w:unhideWhenUsed="1"/>
+    <w:lsdException w:name="toc 9" w:semiHidden="1" w:uiPriority="39" w:unhideWhenUsed="1"/>
+    <w:lsdException w:name="Normal Indent" w:semiHidden="1" w:unhideWhenUsed="1"/>
+    <w:lsdException w:name="footnote text" w:semiHidden="1" w:unhideWhenUsed="1"/>
+    <w:lsdException w:name="annotation text" w:semiHidden="1" w:unhideWhenUsed="1"/>
+    <w:lsdException w:name="header" w:semiHidden="1" w:unhideWhenUsed="1"/>
+    <w:lsdException w:name="footer" w:semiHidden="1" w:unhideWhenUsed="1"/>
+    <w:lsdException w:name="index heading" w:semiHidden="1" w:unhideWhenUsed="1"/>
+    <w:lsdException w:name="caption" w:semiHidden="1" w:uiPriority="35" w:unhideWhenUsed="1" w:qFormat="1"/>
+    <w:lsdException w:name="table of figures" w:semiHidden="1" w:unhideWhenUsed="1"/>
+    <w:lsdException w:name="envelope address" w:semiHidden="1" w:unhideWhenUsed="1"/>
+    <w:lsdException w:name="envelope return" w:semiHidden="1" w:unhideWhenUsed="1"/>
+    <w:lsdException w:name="footnote reference" w:semiHidden="1" w:unhideWhenUsed="1"/>
+    <w:lsdException w:name="annotation reference" w:semiHidden="1" w:unhideWhenUsed="1"/>
+    <w:lsdException w:name="line number" w:semiHidden="1" w:unhideWhenUsed="1"/>
+    <w:lsdException w:name="page number" w:semiHidden="1" w:unhideWhenUsed="1"/>
+    <w:lsdException w:name="endnote reference" w:semiHidden="1" w:unhideWhenUsed="1"/>
+    <w:lsdException w:name="endnote text" w:semiHidden="1" w:unhideWhenUsed="1"/>
+    <w:lsdException w:name="table of authorities" w:semiHidden="1" w:unhideWhenUsed="1"/>
+    <w:lsdException w:name="macro" w:semiHidden="1" w:unhideWhenUsed="1"/>
+    <w:lsdException w:name="toa heading" w:semiHidden="1" w:unhideWhenUsed="1"/>
+    <w:lsdException w:name="List" w:semiHidden="1" w:unhideWhenUsed="1"/>
+    <w:lsdException w:name="List Bullet" w:semiHidden="1" w:unhideWhenUsed="1"/>
+    <w:lsdException w:name="List Number" w:semiHidden="1" w:unhideWhenUsed="1"/>
+    <w:lsdException w:name="List 2" w:semiHidden="1" w:unhideWhenUsed="1"/>
+    <w:lsdException w:name="List 3" w:semiHidden="1" w:unhideWhenUsed="1"/>
+    <w:lsdException w:name="List 4" w:semiHidden="1" w:unhideWhenUsed="1"/>
+    <w:lsdException w:name="List 5" w:semiHidden="1" w:unhideWhenUsed="1"/>
+    <w:lsdException w:name="List Bullet 2" w:semiHidden="1" w:unhideWhenUsed="1"/>
+    <w:lsdException w:name="List Bullet 3" w:semiHidden="1" w:unhideWhenUsed="1"/>
+    <w:lsdException w:name="List Bullet 4" w:semiHidden="1" w:unhideWhenUsed="1"/>
+    <w:lsdException w:name="List Bullet 5" w:semiHidden="1" w:unhideWhenUsed="1"/>
+    <w:lsdException w:name="List Number 2" w:semiHidden="1" w:unhideWhenUsed="1"/>
+    <w:lsdException w:name="List Number 3" w:semiHidden="1" w:unhideWhenUsed="1"/>
+    <w:lsdException w:name="List Number 4" w:semiHidden="1" w:unhideWhenUsed="1"/>
+    <w:lsdException w:name="List Number 5" w:semiHidden="1" w:unhideWhenUsed="1"/>
+    <w:lsdException w:name="Title" w:uiPriority="10" w:qFormat="1"/>
+    <w:lsdException w:name="Closing" w:semiHidden="1" w:unhideWhenUsed="1"/>
+    <w:lsdException w:name="Signature" w:semiHidden="1" w:unhideWhenUsed="1"/>
+    <w:lsdException w:name="Default Paragraph Font" w:semiHidden="1" w:uiPriority="1" w:unhideWhenUsed="1"/>
+    <w:lsdException w:name="Body Text" w:semiHidden="1" w:unhideWhenUsed="1"/>
+    <w:lsdException w:name="Body Text Indent" w:semiHidden="1" w:unhideWhenUsed="1"/>
+    <w:lsdException w:name="List Continue" w:semiHidden="1" w:unhideWhenUsed="1"/>
+    <w:lsdException w:name="List Continue 2" w:semiHidden="1" w:unhideWhenUsed="1"/>
+    <w:lsdException w:name="List Continue 3" w:semiHidden="1" w:unhideWhenUsed="1"/>
+    <w:lsdException w:name="List Continue 4" w:semiHidden="1" w:unhideWhenUsed="1"/>
+    <w:lsdException w:name="List Continue 5" w:semiHidden="1" w:unhideWhenUsed="1"/>
+    <w:lsdException w:name="Message Header" w:semiHidden="1" w:unhideWhenUsed="1"/>
+    <w:lsdException w:name="Subtitle" w:uiPriority="11" w:qFormat="1"/>
+    <w:lsdException w:name="Salutation" w:semiHidden="1" w:unhideWhenUsed="1"/>
+    <w:lsdException w:name="Date" w:semiHidden="1" w:unhideWhenUsed="1"/>
+    <w:lsdException w:name="Body Text First Indent" w:semiHidden="1" w:unhideWhenUsed="1"/>
+    <w:lsdException w:name="Body Text First Indent 2" w:semiHidden="1" w:unhideWhenUsed="1"/>
+    <w:lsdException w:name="Note Heading" w:semiHidden="1" w:unhideWhenUsed="1"/>
+    <w:lsdException w:name="Body Text 2" w:semiHidden="1" w:unhideWhenUsed="1"/>
+    <w:lsdException w:name="Body Text 3" w:semiHidden="1" w:unhideWhenUsed="1"/>
+    <w:lsdException w:name="Body Text Indent 2" w:semiHidden="1" w:unhideWhenUsed="1"/>
+    <w:lsdException w:name="Body Text Indent 3" w:semiHidden="1" w:unhideWhenUsed="1"/>
+    <w:lsdException w:name="Block Text" w:semiHidden="1" w:unhideWhenUsed="1"/>
+    <w:lsdException w:name="Hyperlink" w:semiHidden="1" w:unhideWhenUsed="1"/>
+    <w:lsdException w:name="FollowedHyperlink" w:semiHidden="1" w:unhideWhenUsed="1"/>
+    <w:lsdException w:name="Strong" w:uiPriority="22" w:qFormat="1"/>
+    <w:lsdException w:name="Emphasis" w:uiPriority="20" w:qFormat="1"/>
+    <w:lsdException w:name="Document Map" w:semiHidden="1" w:unhideWhenUsed="1"/>
+    <w:lsdException w:name="Plain Text" w:semiHidden="1" w:unhideWhenUsed="1"/>
+    <w:lsdException w:name="E-mail Signature" w:semiHidden="1" w:unhideWhenUsed="1"/>
+    <w:lsdException w:name="HTML Top of Form" w:semiHidden="1" w:unhideWhenUsed="1"/>
+    <w:lsdException w:name="HTML Bottom of Form" w:semiHidden="1" w:unhideWhenUsed="1"/>
+    <w:lsdException w:name="Normal (Web)" w:semiHidden="1" w:unhideWhenUsed="1"/>
+    <w:lsdException w:name="HTML Acronym" w:semiHidden="1" w:unhideWhenUsed="1"/>
+    <w:lsdException w:name="HTML Address" w:semiHidden="1" w:unhideWhenUsed="1"/>
+    <w:lsdException w:name="HTML Cite" w:semiHidden="1" w:unhideWhenUsed="1"/>
+    <w:lsdException w:name="HTML Code" w:semiHidden="1" w:unhideWhenUsed="1"/>
+    <w:lsdException w:name="HTML Definition" w:semiHidden="1" w:unhideWhenUsed="1"/>
+    <w:lsdException w:name="HTML Keyboard" w:semiHidden="1" w:unhideWhenUsed="1"/>
+    <w:lsdException w:name="HTML Preformatted" w:semiHidden="1" w:unhideWhenUsed="1"/>
+    <w:lsdException w:name="HTML Sample" w:semiHidden="1" w:unhideWhenUsed="1"/>
+    <w:lsdException w:name="HTML Typewriter" w:semiHidden="1" w:unhideWhenUsed="1"/>
+    <w:lsdException w:name="HTML Variable" w:semiHidden="1" w:unhideWhenUsed="1"/>
+    <w:lsdException w:name="Normal Table" w:semiHidden="1" w:unhideWhenUsed="1"/>
+    <w:lsdException w:name="annotation subject" w:semiHidden="1" w:unhideWhenUsed="1"/>
+    <w:lsdException w:name="No List" w:semiHidden="1" w:unhideWhenUsed="1"/>
+    <w:lsdException w:name="Outline List 1" w:semiHidden="1" w:unhideWhenUsed="1"/>
+    <w:lsdException w:name="Outline List 2" w:semiHidden="1" w:unhideWhenUsed="1"/>
+    <w:lsdException w:name="Outline List 3" w:semiHidden="1" w:unhideWhenUsed="1"/>
+    <w:lsdException w:name="Table Simple 1" w:semiHidden="1" w:unhideWhenUsed="1"/>
+    <w:lsdException w:name="Table Simple 2" w:semiHidden="1" w:unhideWhenUsed="1"/>
+    <w:lsdException w:name="Table Simple 3" w:semiHidden="1" w:unhideWhenUsed="1"/>
+    <w:lsdException w:name="Table Classic 1" w:semiHidden="1" w:unhideWhenUsed="1"/>
+    <w:lsdException w:name="Table Classic 2" w:semiHidden="1" w:unhideWhenUsed="1"/>
+    <w:lsdException w:name="Table Classic 3" w:semiHidden="1" w:unhideWhenUsed="1"/>
+    <w:lsdException w:name="Table Classic 4" w:semiHidden="1" w:unhideWhenUsed="1"/>
+    <w:lsdException w:name="Table Colorful 1" w:semiHidden="1" w:unhideWhenUsed="1"/>
+    <w:lsdException w:name="Table Colorful 2" w:semiHidden="1" w:unhideWhenUsed="1"/>
+    <w:lsdException w:name="Table Colorful 3" w:semiHidden="1" w:unhideWhenUsed="1"/>
+    <w:lsdException w:name="Table Columns 1" w:semiHidden="1" w:unhideWhenUsed="1"/>
+    <w:lsdException w:name="Table Columns 2" w:semiHidden="1" w:unhideWhenUsed="1"/>
+    <w:lsdException w:name="Table Columns 3" w:semiHidden="1" w:unhideWhenUsed="1"/>
+    <w:lsdException w:name="Table Columns 4" w:semiHidden="1" w:unhideWhenUsed="1"/>
+    <w:lsdException w:name="Table Columns 5" w:semiHidden="1" w:unhideWhenUsed="1"/>
+    <w:lsdException w:name="Table Grid 1" w:semiHidden="1" w:unhideWhenUsed="1"/>
+    <w:lsdException w:name="Table Grid 2" w:semiHidden="1" w:unhideWhenUsed="1"/>
+    <w:lsdException w:name="Table Grid 3" w:semiHidden="1" w:unhideWhenUsed="1"/>
+    <w:lsdException w:name="Table Grid 4" w:semiHidden="1" w:unhideWhenUsed="1"/>
+    <w:lsdException w:name="Table Grid 5" w:semiHidden="1" w:unhideWhenUsed="1"/>
+    <w:lsdException w:name="Table Grid 6" w:semiHidden="1" w:unhideWhenUsed="1"/>
+    <w:lsdException w:name="Table Grid 7" w:semiHidden="1" w:unhideWhenUsed="1"/>
+    <w:lsdException w:name="Table Grid 8" w:semiHidden="1" w:unhideWhenUsed="1"/>
+    <w:lsdException w:name="Table List 1" w:semiHidden="1" w:unhideWhenUsed="1"/>
+    <w:lsdException w:name="Table List 2" w:semiHidden="1" w:unhideWhenUsed="1"/>
+    <w:lsdException w:name="Table List 3" w:semiHidden="1" w:unhideWhenUsed="1"/>
+    <w:lsdException w:name="Table List 4" w:semiHidden="1" w:unhideWhenUsed="1"/>
+    <w:lsdException w:name="Table List 5" w:semiHidden="1" w:unhideWhenUsed="1"/>
+    <w:lsdException w:name="Table List 6" w:semiHidden="1" w:unhideWhenUsed="1"/>
+    <w:lsdException w:name="Table List 7" w:semiHidden="1" w:unhideWhenUsed="1"/>
+    <w:lsdException w:name="Table List 8" w:semiHidden="1" w:unhideWhenUsed="1"/>
+    <w:lsdException w:name="Table 3D effects 1" w:semiHidden="1" w:unhideWhenUsed="1"/>
+    <w:lsdException w:name="Table 3D effects 2" w:semiHidden="1" w:unhideWhenUsed="1"/>
+    <w:lsdException w:name="Table 3D effects 3" w:semiHidden="1" w:unhideWhenUsed="1"/>
+    <w:lsdException w:name="Table Contemporary" w:semiHidden="1" w:unhideWhenUsed="1"/>
+    <w:lsdException w:name="Table Elegant" w:semiHidden="1" w:unhideWhenUsed="1"/>
+    <w:lsdException w:name="Table Professional" w:semiHidden="1" w:unhideWhenUsed="1"/>
+    <w:lsdException w:name="Table Subtle 1" w:semiHidden="1" w:unhideWhenUsed="1"/>
+    <w:lsdException w:name="Table Subtle 2" w:semiHidden="1" w:unhideWhenUsed="1"/>
+    <w:lsdException w:name="Table Web 1" w:semiHidden="1" w:unhideWhenUsed="1"/>
+    <w:lsdException w:name="Table Web 2" w:semiHidden="1" w:unhideWhenUsed="1"/>
+    <w:lsdException w:name="Table Web 3" w:semiHidden="1" w:unhideWhenUsed="1"/>
+    <w:lsdException w:name="Balloon Text" w:semiHidden="1" w:unhideWhenUsed="1"/>
+    <w:lsdException w:name="Table Grid" w:uiPriority="39"/>
+    <w:lsdException w:name="Table Theme" w:semiHidden="1" w:unhideWhenUsed="1"/>
+    <w:lsdException w:name="Placeholder Text" w:semiHidden="1"/>
+    <w:lsdException w:name="No Spacing" w:uiPriority="1" w:qFormat="1"/>
+    <w:lsdException w:name="Light Shading" w:uiPriority="60"/>
+    <w:lsdException w:name="Light List" w:uiPriority="61"/>
+    <w:lsdException w:name="Light Grid" w:uiPriority="62"/>
+    <w:lsdException w:name="Medium Shading 1" w:uiPriority="63"/>
+    <w:lsdException w:name="Medium Shading 2" w:uiPriority="64"/>
+    <w:lsdException w:name="Medium List 1" w:uiPriority="65"/>
+    <w:lsdException w:name="Medium List 2" w:uiPriority="66"/>
+    <w:lsdException w:name="Medium Grid 1" w:uiPriority="67"/>
+    <w:lsdException w:name="Medium Grid 2" w:uiPriority="68"/>
+    <w:lsdException w:name="Medium Grid 3" w:uiPriority="69"/>
+    <w:lsdException w:name="Dark List" w:uiPriority="70"/>
+    <w:lsdException w:name="Colorful Shading" w:uiPriority="71"/>
+    <w:lsdException w:name="Colorful List" w:uiPriority="72"/>
+    <w:lsdException w:name="Colorful Grid" w:uiPriority="73"/>
+    <w:lsdException w:name="Light Shading Accent 1" w:uiPriority="60"/>
+    <w:lsdException w:name="Light List Accent 1" w:uiPriority="61"/>
+    <w:lsdException w:name="Light Grid Accent 1" w:uiPriority="62"/>
+    <w:lsdException w:name="Medium Shading 1 Accent 1" w:uiPriority="63"/>
+    <w:lsdException w:name="Medium Shading 2 Accent 1" w:uiPriority="64"/>
+    <w:lsdException w:name="Medium List 1 Accent 1" w:uiPriority="65"/>
+    <w:lsdException w:name="Revision" w:semiHidden="1"/>
+    <w:lsdException w:name="List Paragraph" w:uiPriority="34" w:qFormat="1"/>
+    <w:lsdException w:name="Quote" w:uiPriority="29" w:qFormat="1"/>
+    <w:lsdException w:name="Intense Quote" w:uiPriority="30" w:qFormat="1"/>
+    <w:lsdException w:name="Medium List 2 Accent 1" w:uiPriority="66"/>
+    <w:lsdException w:name="Medium Grid 1 Accent 1" w:uiPriority="67"/>
+    <w:lsdException w:name="Medium Grid 2 Accent 1" w:uiPriority="68"/>
+    <w:lsdException w:name="Medium Grid 3 Accent 1" w:uiPriority="69"/>
+    <w:lsdException w:name="Dark List Accent 1" w:uiPriority="70"/>
+    <w:lsdException w:name="Colorful Shading Accent 1" w:uiPriority="71"/>
+    <w:lsdException w:name="Colorful List Accent 1" w:uiPriority="72"/>
+    <w:lsdException w:name="Colorful Grid Accent 1" w:uiPriority="73"/>
+    <w:lsdException w:name="Light Shading Accent 2" w:uiPriority="60"/>
+    <w:lsdException w:name="Light List Accent 2" w:uiPriority="61"/>
+    <w:lsdException w:name="Light Grid Accent 2" w:uiPriority="62"/>
+    <w:lsdException w:name="Medium Shading 1 Accent 2" w:uiPriority="63"/>
+    <w:lsdException w:name="Medium Shading 2 Accent 2" w:uiPriority="64"/>
+    <w:lsdException w:name="Medium List 1 Accent 2" w:uiPriority="65"/>
+    <w:lsdException w:name="Medium List 2 Accent 2" w:uiPriority="66"/>
+    <w:lsdException w:name="Medium Grid 1 Accent 2" w:uiPriority="67"/>
+    <w:lsdException w:name="Medium Grid 2 Accent 2" w:uiPriority="68"/>
+    <w:lsdException w:name="Medium Grid 3 Accent 2" w:uiPriority="69"/>
+    <w:lsdException w:name="Dark List Accent 2" w:uiPriority="70"/>
+    <w:lsdException w:name="Colorful Shading Accent 2" w:uiPriority="71"/>
+    <w:lsdException w:name="Colorful List Accent 2" w:uiPriority="72"/>
+    <w:lsdException w:name="Colorful Grid Accent 2" w:uiPriority="73"/>
+    <w:lsdException w:name="Light Shading Accent 3" w:uiPriority="60"/>
+    <w:lsdException w:name="Light List Accent 3" w:uiPriority="61"/>
+    <w:lsdException w:name="Light Grid Accent 3" w:uiPriority="62"/>
+    <w:lsdException w:name="Medium Shading 1 Accent 3" w:uiPriority="63"/>
+    <w:lsdException w:name="Medium Shading 2 Accent 3" w:uiPriority="64"/>
+    <w:lsdException w:name="Medium List 1 Accent 3" w:uiPriority="65"/>
+    <w:lsdException w:name="Medium List 2 Accent 3" w:uiPriority="66"/>
+    <w:lsdException w:name="Medium Grid 1 Accent 3" w:uiPriority="67"/>
+    <w:lsdException w:name="Medium Grid 2 Accent 3" w:uiPriority="68"/>
+    <w:lsdException w:name="Medium Grid 3 Accent 3" w:uiPriority="69"/>
+    <w:lsdException w:name="Dark List Accent 3" w:uiPriority="70"/>
+    <w:lsdException w:name="Colorful Shading Accent 3" w:uiPriority="71"/>
+    <w:lsdException w:name="Colorful List Accent 3" w:uiPriority="72"/>
+    <w:lsdException w:name="Colorful Grid Accent 3" w:uiPriority="73"/>
+    <w:lsdException w:name="Light Shading Accent 4" w:uiPriority="60"/>
+    <w:lsdException w:name="Light List Accent 4" w:uiPriority="61"/>
+    <w:lsdException w:name="Light Grid Accent 4" w:uiPriority="62"/>
+    <w:lsdException w:name="Medium Shading 1 Accent 4" w:uiPriority="63"/>
+    <w:lsdException w:name="Medium Shading 2 Accent 4" w:uiPriority="64"/>
+    <w:lsdException w:name="Medium List 1 Accent 4" w:uiPriority="65"/>
+    <w:lsdException w:name="Medium List 2 Accent 4" w:uiPriority="66"/>
+    <w:lsdException w:name="Medium Grid 1 Accent 4" w:uiPriority="67"/>
+    <w:lsdException w:name="Medium Grid 2 Accent 4" w:uiPriority="68"/>
+    <w:lsdException w:name="Medium Grid 3 Accent 4" w:uiPriority="69"/>
+    <w:lsdException w:name="Dark List Accent 4" w:uiPriority="70"/>
+    <w:lsdException w:name="Colorful Shading Accent 4" w:uiPriority="71"/>
+    <w:lsdException w:name="Colorful List Accent 4" w:uiPriority="72"/>
+    <w:lsdException w:name="Colorful Grid Accent 4" w:uiPriority="73"/>
+    <w:lsdException w:name="Light Shading Accent 5" w:uiPriority="60"/>
+    <w:lsdException w:name="Light List Accent 5" w:uiPriority="61"/>
+    <w:lsdException w:name="Light Grid Accent 5" w:uiPriority="62"/>
+    <w:lsdException w:name="Medium Shading 1 Accent 5" w:uiPriority="63"/>
+    <w:lsdException w:name="Medium Shading 2 Accent 5" w:uiPriority="64"/>
+    <w:lsdException w:name="Medium List 1 Accent 5" w:uiPriority="65"/>
+    <w:lsdException w:name="Medium List 2 Accent 5" w:uiPriority="66"/>
+    <w:lsdException w:name="Medium Grid 1 Accent 5" w:uiPriority="67"/>
+    <w:lsdException w:name="Medium Grid 2 Accent 5" w:uiPriority="68"/>
+    <w:lsdException w:name="Medium Grid 3 Accent 5" w:uiPriority="69"/>
+    <w:lsdException w:name="Dark List Accent 5" w:uiPriority="70"/>
+    <w:lsdException w:name="Colorful Shading Accent 5" w:uiPriority="71"/>
+    <w:lsdException w:name="Colorful List Accent 5" w:uiPriority="72"/>
+    <w:lsdException w:name="Colorful Grid Accent 5" w:uiPriority="73"/>
+    <w:lsdException w:name="Light Shading Accent 6" w:uiPriority="60"/>
+    <w:lsdException w:name="Light List Accent 6" w:uiPriority="61"/>
+    <w:lsdException w:name="Light Grid Accent 6" w:uiPriority="62"/>
+    <w:lsdException w:name="Medium Shading 1 Accent 6" w:uiPriority="63"/>
+    <w:lsdException w:name="Medium Shading 2 Accent 6" w:uiPriority="64"/>
+    <w:lsdException w:name="Medium List 1 Accent 6" w:uiPriority="65"/>
+    <w:lsdException w:name="Medium List 2 Accent 6" w:uiPriority="66"/>
+    <w:lsdException w:name="Medium Grid 1 Accent 6" w:uiPriority="67"/>
+    <w:lsdException w:name="Medium Grid 2 Accent 6" w:uiPriority="68"/>
+    <w:lsdException w:name="Medium Grid 3 Accent 6" w:uiPriority="69"/>
+    <w:lsdException w:name="Dark List Accent 6" w:uiPriority="70"/>
+    <w:lsdException w:name="Colorful Shading Accent 6" w:uiPriority="71"/>
+    <w:lsdException w:name="Colorful List Accent 6" w:uiPriority="72"/>
+    <w:lsdException w:name="Colorful Grid Accent 6" w:uiPriority="73"/>
+    <w:lsdException w:name="Subtle Emphasis" w:uiPriority="19" w:qFormat="1"/>
+    <w:lsdException w:name="Intense Emphasis" w:uiPriority="21" w:qFormat="1"/>
+    <w:lsdException w:name="Subtle Reference" w:uiPriority="31" w:qFormat="1"/>
+    <w:lsdException w:name="Intense Reference" w:uiPriority="32" w:qFormat="1"/>
+    <w:lsdException w:name="Book Title" w:uiPriority="33" w:qFormat="1"/>
+    <w:lsdException w:name="Bibliography" w:semiHidden="1" w:uiPriority="37" w:unhideWhenUsed="1"/>
+    <w:lsdException w:name="TOC Heading" w:semiHidden="1" w:uiPriority="39" w:unhideWhenUsed="1" w:qFormat="1"/>
+    <w:lsdException w:name="Plain Table 1" w:uiPriority="41"/>
+    <w:lsdException w:name="Plain Table 2" w:uiPriority="42"/>
+    <w:lsdException w:name="Plain Table 3" w:uiPriority="43"/>
+    <w:lsdException w:name="Plain Table 4" w:uiPriority="44"/>
+    <w:lsdException w:name="Plain Table 5" w:uiPriority="45"/>
+    <w:lsdException w:name="Grid Table Light" w:uiPriority="40"/>
+    <w:lsdException w:name="Grid Table 1 Light" w:uiPriority="46"/>
+    <w:lsdException w:name="Grid Table 2" w:uiPriority="47"/>
+    <w:lsdException w:name="Grid Table 3" w:uiPriority="48"/>
+    <w:lsdException w:name="Grid Table 4" w:uiPriority="49"/>
+    <w:lsdException w:name="Grid Table 5 Dark" w:uiPriority="50"/>
+    <w:lsdException w:name="Grid Table 6 Colorful" w:uiPriority="51"/>
+    <w:lsdException w:name="Grid Table 7 Colorful" w:uiPriority="52"/>
+    <w:lsdException w:name="Grid Table 1 Light Accent 1" w:uiPriority="46"/>
+    <w:lsdException w:name="Grid Table 2 Accent 1" w:uiPriority="47"/>
+    <w:lsdException w:name="Grid Table 3 Accent 1" w:uiPriority="48"/>
+    <w:lsdException w:name="Grid Table 4 Accent 1" w:uiPriority="49"/>
+    <w:lsdException w:name="Grid Table 5 Dark Accent 1" w:uiPriority="50"/>
+    <w:lsdException w:name="Grid Table 6 Colorful Accent 1" w:uiPriority="51"/>
+    <w:lsdException w:name="Grid Table 7 Colorful Accent 1" w:uiPriority="52"/>
+    <w:lsdException w:name="Grid Table 1 Light Accent 2" w:uiPriority="46"/>
+    <w:lsdException w:name="Grid Table 2 Accent 2" w:uiPriority="47"/>
+    <w:lsdException w:name="Grid Table 3 Accent 2" w:uiPriority="48"/>
+    <w:lsdException w:name="Grid Table 4 Accent 2" w:uiPriority="49"/>
+    <w:lsdException w:name="Grid Table 5 Dark Accent 2" w:uiPriority="50"/>
+    <w:lsdException w:name="Grid Table 6 Colorful Accent 2" w:uiPriority="51"/>
+    <w:lsdException w:name="Grid Table 7 Colorful Accent 2" w:uiPriority="52"/>
+    <w:lsdException w:name="Grid Table 1 Light Accent 3" w:uiPriority="46"/>
+    <w:lsdException w:name="Grid Table 2 Accent 3" w:uiPriority="47"/>
+    <w:lsdException w:name="Grid Table 3 Accent 3" w:uiPriority="48"/>
+    <w:lsdException w:name="Grid Table 4 Accent 3" w:uiPriority="49"/>
+    <w:lsdException w:name="Grid Table 5 Dark Accent 3" w:uiPriority="50"/>
+    <w:lsdException w:name="Grid Table 6 Colorful Accent 3" w:uiPriority="51"/>
+    <w:lsdException w:name="Grid Table 7 Colorful Accent 3" w:uiPriority="52"/>
+    <w:lsdException w:name="Grid Table 1 Light Accent 4" w:uiPriority="46"/>
+    <w:lsdException w:name="Grid Table 2 Accent 4" w:uiPriority="47"/>
+    <w:lsdException w:name="Grid Table 3 Accent 4" w:uiPriority="48"/>
+    <w:lsdException w:name="Grid Table 4 Accent 4" w:uiPriority="49"/>
+    <w:lsdException w:name="Grid Table 5 Dark Accent 4" w:uiPriority="50"/>
+    <w:lsdException w:name="Grid Table 6 Colorful Accent 4" w:uiPriority="51"/>
+    <w:lsdException w:name="Grid Table 7 Colorful Accent 4" w:uiPriority="52"/>
+    <w:lsdException w:name="Grid Table 1 Light Accent 5" w:uiPriority="46"/>
+    <w:lsdException w:name="Grid Table 2 Accent 5" w:uiPriority="47"/>
+    <w:lsdException w:name="Grid Table 3 Accent 5" w:uiPriority="48"/>
+    <w:lsdException w:name="Grid Table 4 Accent 5" w:uiPriority="49"/>
+    <w:lsdException w:name="Grid Table 5 Dark Accent 5" w:uiPriority="50"/>
+    <w:lsdException w:name="Grid Table 6 Colorful Accent 5" w:uiPriority="51"/>
+    <w:lsdException w:name="Grid Table 7 Colorful Accent 5" w:uiPriority="52"/>
+    <w:lsdException w:name="Grid Table 1 Light Accent 6" w:uiPriority="46"/>
+    <w:lsdException w:name="Grid Table 2 Accent 6" w:uiPriority="47"/>
+    <w:lsdException w:name="Grid Table 3 Accent 6" w:uiPriority="48"/>
+    <w:lsdException w:name="Grid Table 4 Accent 6" w:uiPriority="49"/>
+    <w:lsdException w:name="Grid Table 5 Dark Accent 6" w:uiPriority="50"/>
+    <w:lsdException w:name="Grid Table 6 Colorful Accent 6" w:uiPriority="51"/>
+    <w:lsdException w:name="Grid Table 7 Colorful Accent 6" w:uiPriority="52"/>
+    <w:lsdException w:name="List Table 1 Light" w:uiPriority="46"/>
+    <w:lsdException w:name="List Table 2" w:uiPriority="47"/>
+    <w:lsdException w:name="List Table 3" w:uiPriority="48"/>
+    <w:lsdException w:name="List Table 4" w:uiPriority="49"/>
+    <w:lsdException w:name="List Table 5 Dark" w:uiPriority="50"/>
+    <w:lsdException w:name="List Table 6 Colorful" w:uiPriority="51"/>
+    <w:lsdException w:name="List Table 7 Colorful" w:uiPriority="52"/>
+    <w:lsdException w:name="List Table 1 Light Accent 1" w:uiPriority="46"/>
+    <w:lsdException w:name="List Table 2 Accent 1" w:uiPriority="47"/>
+    <w:lsdException w:name="List Table 3 Accent 1" w:uiPriority="48"/>
+    <w:lsdException w:name="List Table 4 Accent 1" w:uiPriority="49"/>
+    <w:lsdException w:name="List Table 5 Dark Accent 1" w:uiPriority="50"/>
+    <w:lsdException w:name="List Table 6 Colorful Accent 1" w:uiPriority="51"/>
+    <w:lsdException w:name="List Table 7 Colorful Accent 1" w:uiPriority="52"/>
+    <w:lsdException w:name="List Table 1 Light Accent 2" w:uiPriority="46"/>
+    <w:lsdException w:name="List Table 2 Accent 2" w:uiPriority="47"/>
+    <w:lsdException w:name="List Table 3 Accent 2" w:uiPriority="48"/>
+    <w:lsdException w:name="List Table 4 Accent 2" w:uiPriority="49"/>
+    <w:lsdException w:name="List Table 5 Dark Accent 2" w:uiPriority="50"/>
+    <w:lsdException w:name="List Table 6 Colorful Accent 2" w:uiPriority="51"/>
+    <w:lsdException w:name="List Table 7 Colorful Accent 2" w:uiPriority="52"/>
+    <w:lsdException w:name="List Table 1 Light Accent 3" w:uiPriority="46"/>
+    <w:lsdException w:name="List Table 2 Accent 3" w:uiPriority="47"/>
+    <w:lsdException w:name="List Table 3 Accent 3" w:uiPriority="48"/>
+    <w:lsdException w:name="List Table 4 Accent 3" w:uiPriority="49"/>
+    <w:lsdException w:name="List Table 5 Dark Accent 3" w:uiPriority="50"/>
+    <w:lsdException w:name="List Table 6 Colorful Accent 3" w:uiPriority="51"/>
+    <w:lsdException w:name="List Table 7 Colorful Accent 3" w:uiPriority="52"/>
+    <w:lsdException w:name="List Table 1 Light Accent 4" w:uiPriority="46"/>
+    <w:lsdException w:name="List Table 2 Accent 4" w:uiPriority="47"/>
+    <w:lsdException w:name="List Table 3 Accent 4" w:uiPriority="48"/>
+    <w:lsdException w:name="List Table 4 Accent 4" w:uiPriority="49"/>
+    <w:lsdException w:name="List Table 5 Dark Accent 4" w:uiPriority="50"/>
+    <w:lsdException w:name="List Table 6 Colorful Accent 4" w:uiPriority="51"/>
+    <w:lsdException w:name="List Table 7 Colorful Accent 4" w:uiPriority="52"/>
+    <w:lsdException w:name="List Table 1 Light Accent 5" w:uiPriority="46"/>
+    <w:lsdException w:name="List Table 2 Accent 5" w:uiPriority="47"/>
+    <w:lsdException w:name="List Table 3 Accent 5" w:uiPriority="48"/>
+    <w:lsdException w:name="List Table 4 Accent 5" w:uiPriority="49"/>
+    <w:lsdException w:name="List Table 5 Dark Accent 5" w:uiPriority="50"/>
+    <w:lsdException w:name="List Table 6 Colorful Accent 5" w:uiPriority="51"/>
+    <w:lsdException w:name="List Table 7 Colorful Accent 5" w:uiPriority="52"/>
+    <w:lsdException w:name="List Table 1 Light Accent 6" w:uiPriority="46"/>
+    <w:lsdException w:name="List Table 2 Accent 6" w:uiPriority="47"/>
+    <w:lsdException w:name="List Table 3 Accent 6" w:uiPriority="48"/>
+    <w:lsdException w:name="List Table 4 Accent 6" w:uiPriority="49"/>
+    <w:lsdException w:name="List Table 5 Dark Accent 6" w:uiPriority="50"/>
+    <w:lsdException w:name="List Table 6 Colorful Accent 6" w:uiPriority="51"/>
+    <w:lsdException w:name="List Table 7 Colorful Accent 6" w:uiPriority="52"/>
+  </w:latentStyles>
+  <w:style w:type="paragraph" w:default="1" w:styleId="Normal">
     <w:name w:val="Normal"/>
     <w:uiPriority w:val="1"/>
     <w:qFormat/>
-    <w:pPr/>
     <w:rPr>
-      <w:rFonts w:ascii="Calibri" w:hAnsi="Calibri" w:eastAsia="Calibri" w:cs="Calibri"/>
-      <w:lang w:val="en-US" w:eastAsia="en-US" w:bidi="ar-SA"/>
+      <w:rFonts w:ascii="Calibri" w:eastAsia="Calibri" w:hAnsi="Calibri" w:cs="Calibri"/>
     </w:rPr>
   </w:style>
-  <w:style w:styleId="BodyText" w:type="paragraph">
-    <w:name w:val="Body Text"/>
-    <w:basedOn w:val="Normal"/>
-    <w:uiPriority w:val="1"/>
-    <w:qFormat/>
-    <w:pPr/>
-    <w:rPr>
-      <w:rFonts w:ascii="Calibri" w:hAnsi="Calibri" w:eastAsia="Calibri" w:cs="Calibri"/>
-      <w:sz w:val="24"/>
-      <w:szCs w:val="24"/>
-      <w:lang w:val="en-US" w:eastAsia="en-US" w:bidi="ar-SA"/>
-    </w:rPr>
-  </w:style>
-  <w:style w:styleId="Heading1" w:type="paragraph">
-    <w:name w:val="Heading 1"/>
+  <w:style w:type="paragraph" w:styleId="Heading1">
+    <w:name w:val="heading 1"/>
     <w:basedOn w:val="Normal"/>
     <w:uiPriority w:val="1"/>
     <w:qFormat/>
     <w:pPr>
       <w:ind w:right="355"/>
       <w:jc w:val="center"/>
-      <w:outlineLvl w:val="1"/>
+      <w:outlineLvl w:val="0"/>
     </w:pPr>
     <w:rPr>
-      <w:rFonts w:ascii="Calibri" w:hAnsi="Calibri" w:eastAsia="Calibri" w:cs="Calibri"/>
       <w:sz w:val="44"/>
       <w:szCs w:val="44"/>
-      <w:lang w:val="en-US" w:eastAsia="en-US" w:bidi="ar-SA"/>
     </w:rPr>
   </w:style>
-  <w:style w:styleId="ListParagraph" w:type="paragraph">
+  <w:style w:type="character" w:default="1" w:styleId="DefaultParagraphFont">
+    <w:name w:val="Default Paragraph Font"/>
+    <w:uiPriority w:val="1"/>
+    <w:semiHidden/>
+    <w:unhideWhenUsed/>
+  </w:style>
+  <w:style w:type="table" w:default="1" w:styleId="TableNormal">
+    <w:name w:val="Normal Table"/>
+    <w:uiPriority w:val="99"/>
+    <w:semiHidden/>
+    <w:unhideWhenUsed/>
+    <w:tblPr>
+      <w:tblInd w:w="0" w:type="dxa"/>
+      <w:tblCellMar>
+        <w:top w:w="0" w:type="dxa"/>
+        <w:left w:w="108" w:type="dxa"/>
+        <w:bottom w:w="0" w:type="dxa"/>
+        <w:right w:w="108" w:type="dxa"/>
+      </w:tblCellMar>
+    </w:tblPr>
+  </w:style>
+  <w:style w:type="numbering" w:default="1" w:styleId="NoList">
+    <w:name w:val="No List"/>
+    <w:uiPriority w:val="99"/>
+    <w:semiHidden/>
+    <w:unhideWhenUsed/>
+  </w:style>
+  <w:style w:type="paragraph" w:styleId="BodyText">
+    <w:name w:val="Body Text"/>
+    <w:basedOn w:val="Normal"/>
+    <w:uiPriority w:val="1"/>
+    <w:qFormat/>
+    <w:rPr>
+      <w:sz w:val="24"/>
+      <w:szCs w:val="24"/>
+    </w:rPr>
+  </w:style>
+  <w:style w:type="paragraph" w:styleId="ListParagraph">
     <w:name w:val="List Paragraph"/>
     <w:basedOn w:val="Normal"/>
     <w:uiPriority w:val="1"/>
@@ -4479,12 +4897,8 @@
     <w:pPr>
       <w:ind w:left="719" w:hanging="359"/>
     </w:pPr>
-    <w:rPr>
-      <w:rFonts w:ascii="Calibri" w:hAnsi="Calibri" w:eastAsia="Calibri" w:cs="Calibri"/>
-      <w:lang w:val="en-US" w:eastAsia="en-US" w:bidi="ar-SA"/>
-    </w:rPr>
   </w:style>
-  <w:style w:styleId="TableParagraph" w:type="paragraph">
+  <w:style w:type="paragraph" w:customStyle="1" w:styleId="TableParagraph">
     <w:name w:val="Table Paragraph"/>
     <w:basedOn w:val="Normal"/>
     <w:uiPriority w:val="1"/>
@@ -4493,9 +4907,53 @@
       <w:spacing w:before="59"/>
       <w:ind w:left="9"/>
     </w:pPr>
+  </w:style>
+  <w:style w:type="paragraph" w:styleId="Header">
+    <w:name w:val="header"/>
+    <w:basedOn w:val="Normal"/>
+    <w:link w:val="HeaderChar"/>
+    <w:uiPriority w:val="99"/>
+    <w:unhideWhenUsed/>
+    <w:rsid w:val="00846F90"/>
+    <w:pPr>
+      <w:tabs>
+        <w:tab w:val="center" w:pos="4680"/>
+        <w:tab w:val="right" w:pos="9360"/>
+      </w:tabs>
+    </w:pPr>
+  </w:style>
+  <w:style w:type="character" w:customStyle="1" w:styleId="HeaderChar">
+    <w:name w:val="Header Char"/>
+    <w:basedOn w:val="DefaultParagraphFont"/>
+    <w:link w:val="Header"/>
+    <w:uiPriority w:val="99"/>
+    <w:rsid w:val="00846F90"/>
     <w:rPr>
-      <w:rFonts w:ascii="Calibri" w:hAnsi="Calibri" w:eastAsia="Calibri" w:cs="Calibri"/>
-      <w:lang w:val="en-US" w:eastAsia="en-US" w:bidi="ar-SA"/>
+      <w:rFonts w:ascii="Calibri" w:eastAsia="Calibri" w:hAnsi="Calibri" w:cs="Calibri"/>
+    </w:rPr>
+  </w:style>
+  <w:style w:type="paragraph" w:styleId="Footer">
+    <w:name w:val="footer"/>
+    <w:basedOn w:val="Normal"/>
+    <w:link w:val="FooterChar"/>
+    <w:uiPriority w:val="99"/>
+    <w:unhideWhenUsed/>
+    <w:rsid w:val="00846F90"/>
+    <w:pPr>
+      <w:tabs>
+        <w:tab w:val="center" w:pos="4680"/>
+        <w:tab w:val="right" w:pos="9360"/>
+      </w:tabs>
+    </w:pPr>
+  </w:style>
+  <w:style w:type="character" w:customStyle="1" w:styleId="FooterChar">
+    <w:name w:val="Footer Char"/>
+    <w:basedOn w:val="DefaultParagraphFont"/>
+    <w:link w:val="Footer"/>
+    <w:uiPriority w:val="99"/>
+    <w:rsid w:val="00846F90"/>
+    <w:rPr>
+      <w:rFonts w:ascii="Calibri" w:eastAsia="Calibri" w:hAnsi="Calibri" w:cs="Calibri"/>
     </w:rPr>
   </w:style>
 </w:styles>
